--- a/더플래티넘_스카이_헤론_검토보고서.docx
+++ b/더플래티넘_스카이_헤론_검토보고서.docx
@@ -56,12 +56,12 @@
       <w:tblPr>
         <w:tblW w:type="dxa" w:w="9350"/>
         <w:tblBorders>
-          <w:top w:val="single" w:color="auto" w:sz="4"/>
-          <w:left w:val="single" w:color="auto" w:sz="4"/>
-          <w:bottom w:val="single" w:color="auto" w:sz="4"/>
-          <w:right w:val="single" w:color="auto" w:sz="4"/>
-          <w:insideH w:val="single" w:color="auto" w:sz="4"/>
-          <w:insideV w:val="single" w:color="auto" w:sz="4"/>
+          <w:top w:val="single" w:color="E2DED4" w:sz="4"/>
+          <w:left w:val="single" w:color="E2DED4" w:sz="4"/>
+          <w:bottom w:val="single" w:color="E2DED4" w:sz="4"/>
+          <w:right w:val="single" w:color="E2DED4" w:sz="4"/>
+          <w:insideH w:val="single" w:color="E2DED4" w:sz="4"/>
+          <w:insideV w:val="single" w:color="E2DED4" w:sz="4"/>
         </w:tblBorders>
       </w:tblPr>
       <w:tblGrid>
@@ -607,12 +607,12 @@
       <w:tblPr>
         <w:tblW w:type="dxa" w:w="9350"/>
         <w:tblBorders>
-          <w:top w:val="single" w:color="auto" w:sz="4"/>
-          <w:left w:val="single" w:color="auto" w:sz="4"/>
-          <w:bottom w:val="single" w:color="auto" w:sz="4"/>
-          <w:right w:val="single" w:color="auto" w:sz="4"/>
-          <w:insideH w:val="single" w:color="auto" w:sz="4"/>
-          <w:insideV w:val="single" w:color="auto" w:sz="4"/>
+          <w:top w:val="single" w:color="E2DED4" w:sz="4"/>
+          <w:left w:val="single" w:color="E2DED4" w:sz="4"/>
+          <w:bottom w:val="single" w:color="E2DED4" w:sz="4"/>
+          <w:right w:val="single" w:color="E2DED4" w:sz="4"/>
+          <w:insideH w:val="single" w:color="E2DED4" w:sz="4"/>
+          <w:insideV w:val="single" w:color="E2DED4" w:sz="4"/>
         </w:tblBorders>
       </w:tblPr>
       <w:tblGrid>
@@ -716,7 +716,7 @@
         <w:tc>
           <w:tcPr>
             <w:tcW w:type="dxa" w:w="2400"/>
-            <w:shd w:fill="F7F3EA" w:val="clear"/>
+            <w:shd w:fill="FBEAEA" w:val="clear"/>
             <w:tcMar>
               <w:top w:type="dxa" w:w="90"/>
               <w:left w:type="dxa" w:w="120"/>
@@ -744,7 +744,7 @@
         <w:tc>
           <w:tcPr>
             <w:tcW w:type="dxa" w:w="1400"/>
-            <w:shd w:fill="F7F3EA" w:val="clear"/>
+            <w:shd w:fill="FBEAEA" w:val="clear"/>
             <w:tcMar>
               <w:top w:type="dxa" w:w="90"/>
               <w:left w:type="dxa" w:w="120"/>
@@ -772,7 +772,7 @@
         <w:tc>
           <w:tcPr>
             <w:tcW w:type="dxa" w:w="5550"/>
-            <w:shd w:fill="F7F3EA" w:val="clear"/>
+            <w:shd w:fill="FBEAEA" w:val="clear"/>
             <w:tcMar>
               <w:top w:type="dxa" w:w="90"/>
               <w:left w:type="dxa" w:w="120"/>
@@ -805,6 +805,7 @@
         <w:tc>
           <w:tcPr>
             <w:tcW w:type="dxa" w:w="2400"/>
+            <w:shd w:fill="FBEAEA" w:val="clear"/>
             <w:tcMar>
               <w:top w:type="dxa" w:w="90"/>
               <w:left w:type="dxa" w:w="120"/>
@@ -832,6 +833,7 @@
         <w:tc>
           <w:tcPr>
             <w:tcW w:type="dxa" w:w="1400"/>
+            <w:shd w:fill="FBEAEA" w:val="clear"/>
             <w:tcMar>
               <w:top w:type="dxa" w:w="90"/>
               <w:left w:type="dxa" w:w="120"/>
@@ -859,6 +861,7 @@
         <w:tc>
           <w:tcPr>
             <w:tcW w:type="dxa" w:w="5550"/>
+            <w:shd w:fill="FBEAEA" w:val="clear"/>
             <w:tcMar>
               <w:top w:type="dxa" w:w="90"/>
               <w:left w:type="dxa" w:w="120"/>
@@ -891,7 +894,7 @@
         <w:tc>
           <w:tcPr>
             <w:tcW w:type="dxa" w:w="2400"/>
-            <w:shd w:fill="F7F3EA" w:val="clear"/>
+            <w:shd w:fill="FBEAEA" w:val="clear"/>
             <w:tcMar>
               <w:top w:type="dxa" w:w="90"/>
               <w:left w:type="dxa" w:w="120"/>
@@ -919,7 +922,7 @@
         <w:tc>
           <w:tcPr>
             <w:tcW w:type="dxa" w:w="1400"/>
-            <w:shd w:fill="F7F3EA" w:val="clear"/>
+            <w:shd w:fill="FBEAEA" w:val="clear"/>
             <w:tcMar>
               <w:top w:type="dxa" w:w="90"/>
               <w:left w:type="dxa" w:w="120"/>
@@ -947,7 +950,7 @@
         <w:tc>
           <w:tcPr>
             <w:tcW w:type="dxa" w:w="5550"/>
-            <w:shd w:fill="F7F3EA" w:val="clear"/>
+            <w:shd w:fill="FBEAEA" w:val="clear"/>
             <w:tcMar>
               <w:top w:type="dxa" w:w="90"/>
               <w:left w:type="dxa" w:w="120"/>
@@ -980,6 +983,7 @@
         <w:tc>
           <w:tcPr>
             <w:tcW w:type="dxa" w:w="2400"/>
+            <w:shd w:fill="FBEAEA" w:val="clear"/>
             <w:tcMar>
               <w:top w:type="dxa" w:w="90"/>
               <w:left w:type="dxa" w:w="120"/>
@@ -1007,6 +1011,7 @@
         <w:tc>
           <w:tcPr>
             <w:tcW w:type="dxa" w:w="1400"/>
+            <w:shd w:fill="FBEAEA" w:val="clear"/>
             <w:tcMar>
               <w:top w:type="dxa" w:w="90"/>
               <w:left w:type="dxa" w:w="120"/>
@@ -1034,6 +1039,7 @@
         <w:tc>
           <w:tcPr>
             <w:tcW w:type="dxa" w:w="5550"/>
+            <w:shd w:fill="FBEAEA" w:val="clear"/>
             <w:tcMar>
               <w:top w:type="dxa" w:w="90"/>
               <w:left w:type="dxa" w:w="120"/>
@@ -1066,7 +1072,7 @@
         <w:tc>
           <w:tcPr>
             <w:tcW w:type="dxa" w:w="2400"/>
-            <w:shd w:fill="F7F3EA" w:val="clear"/>
+            <w:shd w:fill="FBEAEA" w:val="clear"/>
             <w:tcMar>
               <w:top w:type="dxa" w:w="90"/>
               <w:left w:type="dxa" w:w="120"/>
@@ -1094,7 +1100,7 @@
         <w:tc>
           <w:tcPr>
             <w:tcW w:type="dxa" w:w="1400"/>
-            <w:shd w:fill="F7F3EA" w:val="clear"/>
+            <w:shd w:fill="FBEAEA" w:val="clear"/>
             <w:tcMar>
               <w:top w:type="dxa" w:w="90"/>
               <w:left w:type="dxa" w:w="120"/>
@@ -1122,7 +1128,7 @@
         <w:tc>
           <w:tcPr>
             <w:tcW w:type="dxa" w:w="5550"/>
-            <w:shd w:fill="F7F3EA" w:val="clear"/>
+            <w:shd w:fill="FBEAEA" w:val="clear"/>
             <w:tcMar>
               <w:top w:type="dxa" w:w="90"/>
               <w:left w:type="dxa" w:w="120"/>
@@ -1155,6 +1161,7 @@
         <w:tc>
           <w:tcPr>
             <w:tcW w:type="dxa" w:w="2400"/>
+            <w:shd w:fill="EAF3EA" w:val="clear"/>
             <w:tcMar>
               <w:top w:type="dxa" w:w="90"/>
               <w:left w:type="dxa" w:w="120"/>
@@ -1182,6 +1189,7 @@
         <w:tc>
           <w:tcPr>
             <w:tcW w:type="dxa" w:w="1400"/>
+            <w:shd w:fill="EAF3EA" w:val="clear"/>
             <w:tcMar>
               <w:top w:type="dxa" w:w="90"/>
               <w:left w:type="dxa" w:w="120"/>
@@ -1209,6 +1217,7 @@
         <w:tc>
           <w:tcPr>
             <w:tcW w:type="dxa" w:w="5550"/>
+            <w:shd w:fill="EAF3EA" w:val="clear"/>
             <w:tcMar>
               <w:top w:type="dxa" w:w="90"/>
               <w:left w:type="dxa" w:w="120"/>
@@ -1320,396 +1329,834 @@
         <w:t xml:space="preserve">아래 조항들은 원문에 실제로 기재된 문구를 그대로 인용한 것이며, 약관 위반 여부를 단정하기보다 입주예정자협의회가 사업주체에 실질적으로 개선을 요청할 수 있는 지점을 중심으로 정리하였습니다.</w:t>
       </w:r>
     </w:p>
-    <w:p>
-      <w:pPr>
-        <w:keepNext/>
-        <w:keepLines/>
-        <w:pBdr>
-          <w:left w:val="single" w:color="C89B3C" w:sz="18" w:space="6"/>
-        </w:pBdr>
-        <w:spacing w:after="100" w:before="240" w:line="276" w:lineRule="auto"/>
-        <w:ind w:left="80"/>
-      </w:pPr>
-      <w:r>
-        <w:rPr>
-          <w:b/>
-          <w:bCs/>
-          <w:color w:val="C00000"/>
-          <w:sz w:val="22"/>
-          <w:szCs w:val="22"/>
-        </w:rPr>
-        <w:t xml:space="preserve">1. [상업지역 건립에 따른 일조권 확보 규정 적용 제외]</w:t>
-      </w:r>
-    </w:p>
-    <w:p>
-      <w:pPr>
-        <w:keepNext/>
-        <w:keepLines/>
-        <w:pBdr>
-          <w:left w:val="single" w:color="999999" w:sz="16" w:space="8"/>
-        </w:pBdr>
-        <w:shd w:fill="F2F2F2" w:val="clear"/>
-        <w:spacing w:after="100" w:before="100" w:line="276" w:lineRule="auto"/>
-        <w:ind w:left="100"/>
-      </w:pPr>
-      <w:r>
-        <w:rPr>
-          <w:i/>
-          <w:iCs/>
-          <w:color w:val="595959"/>
-          <w:sz w:val="20"/>
-          <w:szCs w:val="20"/>
-        </w:rPr>
-        <w:t xml:space="preserve">"상업지역에 건립하는 공동주택은 「건축법」제61조 2항에 의거 일조 등의 확보를 위한 건축물의 높이제한에서 제외되는 시설로 인근 건축물 및 인접 동 및 인접 세대에 의해 조망과 향, 일조량 등에 차이가 있을 수 있으며, 동간 사생활 침해가 발생될 수 있으니 견본주택과 현장 방문을 통해 사전에 확인하시기 바랍니다."</w:t>
-      </w:r>
-    </w:p>
-    <w:p>
-      <w:pPr>
-        <w:keepLines/>
-        <w:pBdr>
-          <w:left w:val="single" w:color="2E5395" w:sz="28"/>
-        </w:pBdr>
-        <w:shd w:fill="EDF1F8" w:val="clear"/>
-        <w:spacing w:after="240" w:before="100" w:line="276" w:lineRule="auto"/>
-        <w:ind w:left="140"/>
-      </w:pPr>
-      <w:r>
-        <w:rPr>
-          <w:b/>
-          <w:bCs/>
-          <w:color w:val="2E5395"/>
-        </w:rPr>
-        <w:t xml:space="preserve">법무법인제이엘 검토   </w:t>
-      </w:r>
-      <w:r>
-        <w:t xml:space="preserve">개선요청: 인근 필지(반경 500m 내 준주거·일반상업지역 다수 확인됨)의 향후 개발계획·건축허가 현황을 입주 전 입주예정자협의회에 정기 공유하고, 조망 관련 세대별 예상 영향을 사전에 안내해 줄 것을 요청합니다.</w:t>
-      </w:r>
-    </w:p>
-    <w:p>
-      <w:pPr>
-        <w:keepNext/>
-        <w:keepLines/>
-        <w:pBdr>
-          <w:left w:val="single" w:color="C89B3C" w:sz="18" w:space="6"/>
-        </w:pBdr>
-        <w:spacing w:after="100" w:before="240" w:line="276" w:lineRule="auto"/>
-        <w:ind w:left="80"/>
-      </w:pPr>
-      <w:r>
-        <w:rPr>
-          <w:b/>
-          <w:bCs/>
-          <w:color w:val="C00000"/>
-          <w:sz w:val="22"/>
-          <w:szCs w:val="22"/>
-        </w:rPr>
-        <w:t xml:space="preserve">2. [저층부 세대 전면 조경공간 비전유]</w:t>
-      </w:r>
-    </w:p>
-    <w:p>
-      <w:pPr>
-        <w:keepNext/>
-        <w:keepLines/>
-        <w:pBdr>
-          <w:left w:val="single" w:color="999999" w:sz="16" w:space="8"/>
-        </w:pBdr>
-        <w:shd w:fill="F2F2F2" w:val="clear"/>
-        <w:spacing w:after="100" w:before="100" w:line="276" w:lineRule="auto"/>
-        <w:ind w:left="100"/>
-      </w:pPr>
-      <w:r>
-        <w:rPr>
-          <w:i/>
-          <w:iCs/>
-          <w:color w:val="595959"/>
-          <w:sz w:val="20"/>
-          <w:szCs w:val="20"/>
-        </w:rPr>
-        <w:t xml:space="preserve">"101동, 102동, 103동 지상3층, 104동 지상4층 세대 전면 조경공간은 세대 전유공간이 아닙니다. 단지 전면부 공공공지 등 주변 시설은 실시계획인가 등의 과정에 의하여 계획이 변경 될 수 있습니다."</w:t>
-      </w:r>
-    </w:p>
-    <w:p>
-      <w:pPr>
-        <w:keepLines/>
-        <w:pBdr>
-          <w:left w:val="single" w:color="2E5395" w:sz="28"/>
-        </w:pBdr>
-        <w:shd w:fill="EDF1F8" w:val="clear"/>
-        <w:spacing w:after="240" w:before="100" w:line="276" w:lineRule="auto"/>
-        <w:ind w:left="140"/>
-      </w:pPr>
-      <w:r>
-        <w:rPr>
-          <w:b/>
-          <w:bCs/>
-          <w:color w:val="2E5395"/>
-        </w:rPr>
-        <w:t xml:space="preserve">법무법인제이엘 검토   </w:t>
-      </w:r>
-      <w:r>
-        <w:t xml:space="preserve">개선요청: 해당 저층 세대 청약 예정자에게 전면 조경공간의 실제 이용범위(펜스 설치 여부, 외부인 접근 가능 여부 등)를 계약 전 도면과 함께 명확히 안내해 줄 것을 요청합니다.</w:t>
-      </w:r>
-    </w:p>
-    <w:p>
-      <w:pPr>
-        <w:keepNext/>
-        <w:keepLines/>
-        <w:pBdr>
-          <w:left w:val="single" w:color="C89B3C" w:sz="18" w:space="6"/>
-        </w:pBdr>
-        <w:spacing w:after="100" w:before="240" w:line="276" w:lineRule="auto"/>
-        <w:ind w:left="80"/>
-      </w:pPr>
-      <w:r>
-        <w:rPr>
-          <w:b/>
-          <w:bCs/>
-          <w:color w:val="C00000"/>
-          <w:sz w:val="22"/>
-          <w:szCs w:val="22"/>
-        </w:rPr>
-        <w:t xml:space="preserve">3. [발코니 개인시공 하자 면책]</w:t>
-      </w:r>
-    </w:p>
-    <w:p>
-      <w:pPr>
-        <w:keepNext/>
-        <w:keepLines/>
-        <w:pBdr>
-          <w:left w:val="single" w:color="999999" w:sz="16" w:space="8"/>
-        </w:pBdr>
-        <w:shd w:fill="F2F2F2" w:val="clear"/>
-        <w:spacing w:after="100" w:before="100" w:line="276" w:lineRule="auto"/>
-        <w:ind w:left="100"/>
-      </w:pPr>
-      <w:r>
-        <w:rPr>
-          <w:i/>
-          <w:iCs/>
-          <w:color w:val="595959"/>
-          <w:sz w:val="20"/>
-          <w:szCs w:val="20"/>
-        </w:rPr>
-        <w:t xml:space="preserve">"계약자(입주자)는 본 계약 외 발코니 확장부위에 개인적으로 시공·설치한 바닥단열 및 마감재, 새시, 실외기실 루버 등의 제반하자에 대해서는 "시공자"에게 그 책임을 물을 수 없습니다."</w:t>
-      </w:r>
-    </w:p>
-    <w:p>
-      <w:pPr>
-        <w:keepLines/>
-        <w:pBdr>
-          <w:left w:val="single" w:color="2E5395" w:sz="28"/>
-        </w:pBdr>
-        <w:shd w:fill="EDF1F8" w:val="clear"/>
-        <w:spacing w:after="240" w:before="100" w:line="276" w:lineRule="auto"/>
-        <w:ind w:left="140"/>
-      </w:pPr>
-      <w:r>
-        <w:rPr>
-          <w:b/>
-          <w:bCs/>
-          <w:color w:val="2E5395"/>
-        </w:rPr>
-        <w:t xml:space="preserve">법무법인제이엘 검토   </w:t>
-      </w:r>
-      <w:r>
-        <w:t xml:space="preserve">개선요청: 발코니 확장 관련 유상옵션 시공 범위와 개인시공 범위의 경계를 계약서에 구체적으로 명시하여 향후 하자 발생 시 책임소재 분쟁을 줄여줄 것을 요청합니다.</w:t>
-      </w:r>
-    </w:p>
-    <w:p>
-      <w:pPr>
-        <w:keepNext/>
-        <w:keepLines/>
-        <w:pBdr>
-          <w:left w:val="single" w:color="C89B3C" w:sz="18" w:space="6"/>
-        </w:pBdr>
-        <w:spacing w:after="100" w:before="240" w:line="276" w:lineRule="auto"/>
-        <w:ind w:left="80"/>
-      </w:pPr>
-      <w:r>
-        <w:rPr>
-          <w:b/>
-          <w:bCs/>
-          <w:color w:val="C00000"/>
-          <w:sz w:val="22"/>
-          <w:szCs w:val="22"/>
-        </w:rPr>
-        <w:t xml:space="preserve">4. [부대시설·근린생활시설 실외기 소음]</w:t>
-      </w:r>
-    </w:p>
-    <w:p>
-      <w:pPr>
-        <w:keepNext/>
-        <w:keepLines/>
-        <w:pBdr>
-          <w:left w:val="single" w:color="999999" w:sz="16" w:space="8"/>
-        </w:pBdr>
-        <w:shd w:fill="F2F2F2" w:val="clear"/>
-        <w:spacing w:after="100" w:before="100" w:line="276" w:lineRule="auto"/>
-        <w:ind w:left="100"/>
-      </w:pPr>
-      <w:r>
-        <w:rPr>
-          <w:i/>
-          <w:iCs/>
-          <w:color w:val="595959"/>
-          <w:sz w:val="20"/>
-          <w:szCs w:val="20"/>
-        </w:rPr>
-        <w:t xml:space="preserve">"근린생활시설 3층에는 상가용 실외기가 설치될 수 있으며 일부 세대에는 소음이 발생하고 미관이 저해될 수 있습니다. •단지 내 부대복리시설 실외기가 1, 2층에 설치되어 일부 세대에는 소음 및 진동이 발생하고 미관이 저해될 수 있습니다."</w:t>
-      </w:r>
-    </w:p>
-    <w:p>
-      <w:pPr>
-        <w:keepLines/>
-        <w:pBdr>
-          <w:left w:val="single" w:color="2E5395" w:sz="28"/>
-        </w:pBdr>
-        <w:shd w:fill="EDF1F8" w:val="clear"/>
-        <w:spacing w:after="240" w:before="100" w:line="276" w:lineRule="auto"/>
-        <w:ind w:left="140"/>
-      </w:pPr>
-      <w:r>
-        <w:rPr>
-          <w:b/>
-          <w:bCs/>
-          <w:color w:val="2E5395"/>
-        </w:rPr>
-        <w:t xml:space="preserve">법무법인제이엘 검토   </w:t>
-      </w:r>
-      <w:r>
-        <w:t xml:space="preserve">개선요청: 실외기 설치 구간에 인접한 세대에는 방음커버·차음 마감을 기본 반영하고, 해당 세대에는 계약 전 개별 고지해 줄 것을 요청합니다.</w:t>
-      </w:r>
-    </w:p>
-    <w:p>
-      <w:pPr>
-        <w:keepNext/>
-        <w:keepLines/>
-        <w:pBdr>
-          <w:left w:val="single" w:color="C89B3C" w:sz="18" w:space="6"/>
-        </w:pBdr>
-        <w:spacing w:after="100" w:before="240" w:line="276" w:lineRule="auto"/>
-        <w:ind w:left="80"/>
-      </w:pPr>
-      <w:r>
-        <w:rPr>
-          <w:b/>
-          <w:bCs/>
-          <w:color w:val="C00000"/>
-          <w:sz w:val="22"/>
-          <w:szCs w:val="22"/>
-        </w:rPr>
-        <w:t xml:space="preserve">5. [영구배수공법 관리비 발생]</w:t>
-      </w:r>
-    </w:p>
-    <w:p>
-      <w:pPr>
-        <w:keepNext/>
-        <w:keepLines/>
-        <w:pBdr>
-          <w:left w:val="single" w:color="999999" w:sz="16" w:space="8"/>
-        </w:pBdr>
-        <w:shd w:fill="F2F2F2" w:val="clear"/>
-        <w:spacing w:after="100" w:before="100" w:line="276" w:lineRule="auto"/>
-        <w:ind w:left="100"/>
-      </w:pPr>
-      <w:r>
-        <w:rPr>
-          <w:i/>
-          <w:iCs/>
-          <w:color w:val="595959"/>
-          <w:sz w:val="20"/>
-          <w:szCs w:val="20"/>
-        </w:rPr>
-        <w:t xml:space="preserve">"본 단지는 지하수위 저감을 위한 영구배수공법이 적용될 수 있으며, 입주후 이에 따른 관리비용이 발생할 수 있습니다."</w:t>
-      </w:r>
-    </w:p>
-    <w:p>
-      <w:pPr>
-        <w:keepLines/>
-        <w:pBdr>
-          <w:left w:val="single" w:color="2E5395" w:sz="28"/>
-        </w:pBdr>
-        <w:shd w:fill="EDF1F8" w:val="clear"/>
-        <w:spacing w:after="240" w:before="100" w:line="276" w:lineRule="auto"/>
-        <w:ind w:left="140"/>
-      </w:pPr>
-      <w:r>
-        <w:rPr>
-          <w:b/>
-          <w:bCs/>
-          <w:color w:val="2E5395"/>
-        </w:rPr>
-        <w:t xml:space="preserve">법무법인제이엘 검토   </w:t>
-      </w:r>
-      <w:r>
-        <w:t xml:space="preserve">개선요청: 영구배수공법 적용 여부를 입주 전 확정하고, 적용 시 예상 연간 관리비용 규모를 입주예정자협의회에 사전 공개해 줄 것을 요청합니다.</w:t>
-      </w:r>
-    </w:p>
-    <w:p>
-      <w:pPr>
-        <w:keepNext/>
-        <w:keepLines/>
-        <w:pBdr>
-          <w:left w:val="single" w:color="C89B3C" w:sz="18" w:space="6"/>
-        </w:pBdr>
-        <w:spacing w:after="100" w:before="240" w:line="276" w:lineRule="auto"/>
-        <w:ind w:left="80"/>
-      </w:pPr>
-      <w:r>
-        <w:rPr>
-          <w:b/>
-          <w:bCs/>
-          <w:color w:val="C00000"/>
-          <w:sz w:val="22"/>
-          <w:szCs w:val="22"/>
-        </w:rPr>
-        <w:t xml:space="preserve">6. [세대별 주방 소화설비 미기재]</w:t>
-      </w:r>
-    </w:p>
-    <w:p>
-      <w:pPr>
-        <w:keepNext/>
-        <w:keepLines/>
-        <w:pBdr>
-          <w:left w:val="single" w:color="999999" w:sz="16" w:space="8"/>
-        </w:pBdr>
-        <w:shd w:fill="F2F2F2" w:val="clear"/>
-        <w:spacing w:after="100" w:before="100" w:line="276" w:lineRule="auto"/>
-        <w:ind w:left="100"/>
-      </w:pPr>
-      <w:r>
-        <w:rPr>
-          <w:i/>
-          <w:iCs/>
-          <w:color w:val="595959"/>
-          <w:sz w:val="20"/>
-          <w:szCs w:val="20"/>
-        </w:rPr>
-        <w:t xml:space="preserve">"(원문 전체에 걸쳐 전 세대 스프링클러설비·자동화재탐지설비는 명시되어 있으나, 세대 주방 자동소화장치·자동식소화기에 관한 언급은 확인되지 않음 — 부재의 확인이므로 원문 인용 대신 검토 결과로 기재)"</w:t>
-      </w:r>
-    </w:p>
-    <w:p>
-      <w:pPr>
-        <w:keepLines/>
-        <w:pBdr>
-          <w:left w:val="single" w:color="2E5395" w:sz="28"/>
-        </w:pBdr>
-        <w:shd w:fill="EDF1F8" w:val="clear"/>
-        <w:spacing w:after="240" w:before="100" w:line="276" w:lineRule="auto"/>
-        <w:ind w:left="140"/>
-      </w:pPr>
-      <w:r>
-        <w:rPr>
-          <w:b/>
-          <w:bCs/>
-          <w:color w:val="2E5395"/>
-        </w:rPr>
-        <w:t xml:space="preserve">법무법인제이엘 검토   </w:t>
-      </w:r>
-      <w:r>
-        <w:t xml:space="preserve">개선요청: 「소방시설법 시행령」상 아파트등은 세대별 주거용 주방자동소화장치 설치가 의무 대상인바, 본 단지의 세대별 설치 여부와 사양을 견본주택 또는 서면으로 확인해 줄 것을 요청합니다.</w:t>
-      </w:r>
-    </w:p>
+    <w:tbl>
+      <w:tblPr>
+        <w:tblW w:type="dxa" w:w="9350"/>
+        <w:tblBorders>
+          <w:top w:val="single" w:color="auto" w:sz="4"/>
+          <w:left w:val="single" w:color="auto" w:sz="4"/>
+          <w:bottom w:val="single" w:color="auto" w:sz="4"/>
+          <w:right w:val="single" w:color="auto" w:sz="4"/>
+          <w:insideH w:val="single" w:color="auto" w:sz="4"/>
+          <w:insideV w:val="single" w:color="auto" w:sz="4"/>
+        </w:tblBorders>
+      </w:tblPr>
+      <w:tblGrid>
+        <w:gridCol w:w="9350"/>
+      </w:tblGrid>
+      <w:tr>
+        <w:trPr>
+          <w:cantSplit/>
+        </w:trPr>
+        <w:tc>
+          <w:tcPr>
+            <w:tcW w:type="dxa" w:w="9350"/>
+            <w:tcBorders>
+              <w:top w:val="single" w:color="E2DED4" w:sz="4"/>
+              <w:left w:val="single" w:color="C00000" w:sz="32"/>
+              <w:bottom w:val="single" w:color="E2DED4" w:sz="4"/>
+              <w:right w:val="single" w:color="E2DED4" w:sz="4"/>
+            </w:tcBorders>
+            <w:tcMar>
+              <w:top w:type="dxa" w:w="180"/>
+              <w:left w:type="dxa" w:w="240"/>
+              <w:bottom w:type="dxa" w:w="200"/>
+              <w:right w:type="dxa" w:w="220"/>
+            </w:tcMar>
+          </w:tcPr>
+          <w:p>
+            <w:pPr>
+              <w:keepNext/>
+              <w:keepLines/>
+              <w:spacing w:after="40" w:line="276" w:lineRule="auto"/>
+            </w:pPr>
+            <w:r>
+              <w:rPr>
+                <w:b/>
+                <w:bCs/>
+                <w:color w:val="8A8F99"/>
+                <w:sz w:val="18"/>
+                <w:szCs w:val="18"/>
+              </w:rPr>
+              <w:t xml:space="preserve">01   </w:t>
+            </w:r>
+            <w:r>
+              <w:rPr>
+                <w:b/>
+                <w:bCs/>
+                <w:color w:val="1F3864"/>
+                <w:sz w:val="23"/>
+                <w:szCs w:val="23"/>
+              </w:rPr>
+              <w:t xml:space="preserve">상업지역 건립에 따른 일조권 확보 규정 적용 제외</w:t>
+            </w:r>
+            <w:r>
+              <w:rPr>
+                <w:b/>
+                <w:bCs/>
+                <w:color w:val="C00000"/>
+                <w:sz w:val="18"/>
+                <w:szCs w:val="18"/>
+              </w:rPr>
+              <w:t xml:space="preserve">   ［상］</w:t>
+            </w:r>
+          </w:p>
+          <w:p>
+            <w:pPr>
+              <w:keepNext/>
+              <w:keepLines/>
+              <w:spacing w:after="60" w:before="160" w:line="276" w:lineRule="auto"/>
+            </w:pPr>
+            <w:r>
+              <w:rPr>
+                <w:b/>
+                <w:bCs/>
+                <w:color w:val="595959"/>
+                <w:sz w:val="16"/>
+                <w:szCs w:val="16"/>
+              </w:rPr>
+              <w:t xml:space="preserve">원문 인용</w:t>
+            </w:r>
+          </w:p>
+          <w:p>
+            <w:pPr>
+              <w:keepNext/>
+              <w:keepLines/>
+              <w:pBdr>
+                <w:top w:val="single" w:color="E2DED4" w:sz="4"/>
+                <w:bottom w:val="single" w:color="E2DED4" w:sz="4"/>
+                <w:left w:val="single" w:color="E2DED4" w:sz="4"/>
+                <w:right w:val="single" w:color="E2DED4" w:sz="4"/>
+              </w:pBdr>
+              <w:shd w:fill="F7F3EA" w:val="clear"/>
+              <w:spacing w:after="160" w:before="100" w:line="288" w:lineRule="auto"/>
+              <w:ind w:left="160" w:right="160"/>
+            </w:pPr>
+            <w:r>
+              <w:rPr>
+                <w:color w:val="2B2E33"/>
+                <w:sz w:val="20"/>
+                <w:szCs w:val="20"/>
+              </w:rPr>
+              <w:t xml:space="preserve">“상업지역에 건립하는 공동주택은 「건축법」제61조 2항에 의거 일조 등의 확보를 위한 건축물의 높이제한에서 제외되는 시설로 인근 건축물 및 인접 동 및 인접 세대에 의해 조망과 향, 일조량 등에 차이가 있을 수 있으며, 동간 사생활 침해가 발생될 수 있으니 견본주택과 현장 방문을 통해 사전에 확인하시기 바랍니다.”</w:t>
+            </w:r>
+          </w:p>
+          <w:p>
+            <w:pPr>
+              <w:keepLines/>
+              <w:spacing w:after="40" w:before="20" w:line="280" w:lineRule="auto"/>
+            </w:pPr>
+            <w:r>
+              <w:rPr>
+                <w:b/>
+                <w:bCs/>
+                <w:color w:val="2E5395"/>
+                <w:sz w:val="20"/>
+                <w:szCs w:val="20"/>
+              </w:rPr>
+              <w:t xml:space="preserve">✓  개선요청   </w:t>
+            </w:r>
+            <w:r>
+              <w:rPr>
+                <w:sz w:val="20"/>
+                <w:szCs w:val="20"/>
+              </w:rPr>
+              <w:t xml:space="preserve">인근 필지(반경 500m 내 준주거·일반상업지역 다수 확인됨)의 향후 개발계획·건축허가 현황을 입주 전 입주예정자협의회에 정기 공유하고, 조망 관련 세대별 예상 영향을 사전에 안내해 줄 것을 요청합니다.</w:t>
+            </w:r>
+          </w:p>
+        </w:tc>
+      </w:tr>
+    </w:tbl>
+    <w:tbl>
+      <w:tblPr>
+        <w:tblW w:type="dxa" w:w="9350"/>
+        <w:tblBorders>
+          <w:top w:val="single" w:color="auto" w:sz="4"/>
+          <w:left w:val="single" w:color="auto" w:sz="4"/>
+          <w:bottom w:val="single" w:color="auto" w:sz="4"/>
+          <w:right w:val="single" w:color="auto" w:sz="4"/>
+          <w:insideH w:val="single" w:color="auto" w:sz="4"/>
+          <w:insideV w:val="single" w:color="auto" w:sz="4"/>
+        </w:tblBorders>
+      </w:tblPr>
+      <w:tblGrid>
+        <w:gridCol w:w="9350"/>
+      </w:tblGrid>
+      <w:tr>
+        <w:trPr>
+          <w:cantSplit/>
+        </w:trPr>
+        <w:tc>
+          <w:tcPr>
+            <w:tcW w:type="dxa" w:w="9350"/>
+            <w:tcBorders>
+              <w:top w:val="single" w:color="E2DED4" w:sz="4"/>
+              <w:left w:val="single" w:color="C00000" w:sz="32"/>
+              <w:bottom w:val="single" w:color="E2DED4" w:sz="4"/>
+              <w:right w:val="single" w:color="E2DED4" w:sz="4"/>
+            </w:tcBorders>
+            <w:tcMar>
+              <w:top w:type="dxa" w:w="180"/>
+              <w:left w:type="dxa" w:w="240"/>
+              <w:bottom w:type="dxa" w:w="200"/>
+              <w:right w:type="dxa" w:w="220"/>
+            </w:tcMar>
+          </w:tcPr>
+          <w:p>
+            <w:pPr>
+              <w:keepNext/>
+              <w:keepLines/>
+              <w:spacing w:after="40" w:line="276" w:lineRule="auto"/>
+            </w:pPr>
+            <w:r>
+              <w:rPr>
+                <w:b/>
+                <w:bCs/>
+                <w:color w:val="8A8F99"/>
+                <w:sz w:val="18"/>
+                <w:szCs w:val="18"/>
+              </w:rPr>
+              <w:t xml:space="preserve">02   </w:t>
+            </w:r>
+            <w:r>
+              <w:rPr>
+                <w:b/>
+                <w:bCs/>
+                <w:color w:val="1F3864"/>
+                <w:sz w:val="23"/>
+                <w:szCs w:val="23"/>
+              </w:rPr>
+              <w:t xml:space="preserve">저층부 세대 전면 조경공간 비전유</w:t>
+            </w:r>
+            <w:r>
+              <w:rPr>
+                <w:b/>
+                <w:bCs/>
+                <w:color w:val="C00000"/>
+                <w:sz w:val="18"/>
+                <w:szCs w:val="18"/>
+              </w:rPr>
+              <w:t xml:space="preserve">   ［상］</w:t>
+            </w:r>
+          </w:p>
+          <w:p>
+            <w:pPr>
+              <w:keepNext/>
+              <w:keepLines/>
+              <w:spacing w:after="60" w:before="160" w:line="276" w:lineRule="auto"/>
+            </w:pPr>
+            <w:r>
+              <w:rPr>
+                <w:b/>
+                <w:bCs/>
+                <w:color w:val="595959"/>
+                <w:sz w:val="16"/>
+                <w:szCs w:val="16"/>
+              </w:rPr>
+              <w:t xml:space="preserve">원문 인용</w:t>
+            </w:r>
+          </w:p>
+          <w:p>
+            <w:pPr>
+              <w:keepNext/>
+              <w:keepLines/>
+              <w:pBdr>
+                <w:top w:val="single" w:color="E2DED4" w:sz="4"/>
+                <w:bottom w:val="single" w:color="E2DED4" w:sz="4"/>
+                <w:left w:val="single" w:color="E2DED4" w:sz="4"/>
+                <w:right w:val="single" w:color="E2DED4" w:sz="4"/>
+              </w:pBdr>
+              <w:shd w:fill="F7F3EA" w:val="clear"/>
+              <w:spacing w:after="160" w:before="100" w:line="288" w:lineRule="auto"/>
+              <w:ind w:left="160" w:right="160"/>
+            </w:pPr>
+            <w:r>
+              <w:rPr>
+                <w:color w:val="2B2E33"/>
+                <w:sz w:val="20"/>
+                <w:szCs w:val="20"/>
+              </w:rPr>
+              <w:t xml:space="preserve">“101동, 102동, 103동 지상3층, 104동 지상4층 세대 전면 조경공간은 세대 전유공간이 아닙니다. 단지 전면부 공공공지 등 주변 시설은 실시계획인가 등의 과정에 의하여 계획이 변경 될 수 있습니다.”</w:t>
+            </w:r>
+          </w:p>
+          <w:p>
+            <w:pPr>
+              <w:keepLines/>
+              <w:spacing w:after="40" w:before="20" w:line="280" w:lineRule="auto"/>
+            </w:pPr>
+            <w:r>
+              <w:rPr>
+                <w:b/>
+                <w:bCs/>
+                <w:color w:val="2E5395"/>
+                <w:sz w:val="20"/>
+                <w:szCs w:val="20"/>
+              </w:rPr>
+              <w:t xml:space="preserve">✓  개선요청   </w:t>
+            </w:r>
+            <w:r>
+              <w:rPr>
+                <w:sz w:val="20"/>
+                <w:szCs w:val="20"/>
+              </w:rPr>
+              <w:t xml:space="preserve">해당 저층 세대 청약 예정자에게 전면 조경공간의 실제 이용범위(펜스 설치 여부, 외부인 접근 가능 여부 등)를 계약 전 도면과 함께 명확히 안내해 줄 것을 요청합니다.</w:t>
+            </w:r>
+          </w:p>
+        </w:tc>
+      </w:tr>
+    </w:tbl>
+    <w:tbl>
+      <w:tblPr>
+        <w:tblW w:type="dxa" w:w="9350"/>
+        <w:tblBorders>
+          <w:top w:val="single" w:color="auto" w:sz="4"/>
+          <w:left w:val="single" w:color="auto" w:sz="4"/>
+          <w:bottom w:val="single" w:color="auto" w:sz="4"/>
+          <w:right w:val="single" w:color="auto" w:sz="4"/>
+          <w:insideH w:val="single" w:color="auto" w:sz="4"/>
+          <w:insideV w:val="single" w:color="auto" w:sz="4"/>
+        </w:tblBorders>
+      </w:tblPr>
+      <w:tblGrid>
+        <w:gridCol w:w="9350"/>
+      </w:tblGrid>
+      <w:tr>
+        <w:trPr>
+          <w:cantSplit/>
+        </w:trPr>
+        <w:tc>
+          <w:tcPr>
+            <w:tcW w:type="dxa" w:w="9350"/>
+            <w:tcBorders>
+              <w:top w:val="single" w:color="E2DED4" w:sz="4"/>
+              <w:left w:val="single" w:color="C00000" w:sz="32"/>
+              <w:bottom w:val="single" w:color="E2DED4" w:sz="4"/>
+              <w:right w:val="single" w:color="E2DED4" w:sz="4"/>
+            </w:tcBorders>
+            <w:tcMar>
+              <w:top w:type="dxa" w:w="180"/>
+              <w:left w:type="dxa" w:w="240"/>
+              <w:bottom w:type="dxa" w:w="200"/>
+              <w:right w:type="dxa" w:w="220"/>
+            </w:tcMar>
+          </w:tcPr>
+          <w:p>
+            <w:pPr>
+              <w:keepNext/>
+              <w:keepLines/>
+              <w:spacing w:after="40" w:line="276" w:lineRule="auto"/>
+            </w:pPr>
+            <w:r>
+              <w:rPr>
+                <w:b/>
+                <w:bCs/>
+                <w:color w:val="8A8F99"/>
+                <w:sz w:val="18"/>
+                <w:szCs w:val="18"/>
+              </w:rPr>
+              <w:t xml:space="preserve">03   </w:t>
+            </w:r>
+            <w:r>
+              <w:rPr>
+                <w:b/>
+                <w:bCs/>
+                <w:color w:val="1F3864"/>
+                <w:sz w:val="23"/>
+                <w:szCs w:val="23"/>
+              </w:rPr>
+              <w:t xml:space="preserve">발코니 개인시공 하자 면책</w:t>
+            </w:r>
+            <w:r>
+              <w:rPr>
+                <w:b/>
+                <w:bCs/>
+                <w:color w:val="C00000"/>
+                <w:sz w:val="18"/>
+                <w:szCs w:val="18"/>
+              </w:rPr>
+              <w:t xml:space="preserve">   ［상］</w:t>
+            </w:r>
+          </w:p>
+          <w:p>
+            <w:pPr>
+              <w:keepNext/>
+              <w:keepLines/>
+              <w:spacing w:after="60" w:before="160" w:line="276" w:lineRule="auto"/>
+            </w:pPr>
+            <w:r>
+              <w:rPr>
+                <w:b/>
+                <w:bCs/>
+                <w:color w:val="595959"/>
+                <w:sz w:val="16"/>
+                <w:szCs w:val="16"/>
+              </w:rPr>
+              <w:t xml:space="preserve">원문 인용</w:t>
+            </w:r>
+          </w:p>
+          <w:p>
+            <w:pPr>
+              <w:keepNext/>
+              <w:keepLines/>
+              <w:pBdr>
+                <w:top w:val="single" w:color="E2DED4" w:sz="4"/>
+                <w:bottom w:val="single" w:color="E2DED4" w:sz="4"/>
+                <w:left w:val="single" w:color="E2DED4" w:sz="4"/>
+                <w:right w:val="single" w:color="E2DED4" w:sz="4"/>
+              </w:pBdr>
+              <w:shd w:fill="F7F3EA" w:val="clear"/>
+              <w:spacing w:after="160" w:before="100" w:line="288" w:lineRule="auto"/>
+              <w:ind w:left="160" w:right="160"/>
+            </w:pPr>
+            <w:r>
+              <w:rPr>
+                <w:color w:val="2B2E33"/>
+                <w:sz w:val="20"/>
+                <w:szCs w:val="20"/>
+              </w:rPr>
+              <w:t xml:space="preserve">“계약자(입주자)는 본 계약 외 발코니 확장부위에 개인적으로 시공·설치한 바닥단열 및 마감재, 새시, 실외기실 루버 등의 제반하자에 대해서는 "시공자"에게 그 책임을 물을 수 없습니다.”</w:t>
+            </w:r>
+          </w:p>
+          <w:p>
+            <w:pPr>
+              <w:keepLines/>
+              <w:spacing w:after="40" w:before="20" w:line="280" w:lineRule="auto"/>
+            </w:pPr>
+            <w:r>
+              <w:rPr>
+                <w:b/>
+                <w:bCs/>
+                <w:color w:val="2E5395"/>
+                <w:sz w:val="20"/>
+                <w:szCs w:val="20"/>
+              </w:rPr>
+              <w:t xml:space="preserve">✓  개선요청   </w:t>
+            </w:r>
+            <w:r>
+              <w:rPr>
+                <w:sz w:val="20"/>
+                <w:szCs w:val="20"/>
+              </w:rPr>
+              <w:t xml:space="preserve">발코니 확장 관련 유상옵션 시공 범위와 개인시공 범위의 경계를 계약서에 구체적으로 명시하여 향후 하자 발생 시 책임소재 분쟁을 줄여줄 것을 요청합니다.</w:t>
+            </w:r>
+          </w:p>
+        </w:tc>
+      </w:tr>
+    </w:tbl>
+    <w:tbl>
+      <w:tblPr>
+        <w:tblW w:type="dxa" w:w="9350"/>
+        <w:tblBorders>
+          <w:top w:val="single" w:color="auto" w:sz="4"/>
+          <w:left w:val="single" w:color="auto" w:sz="4"/>
+          <w:bottom w:val="single" w:color="auto" w:sz="4"/>
+          <w:right w:val="single" w:color="auto" w:sz="4"/>
+          <w:insideH w:val="single" w:color="auto" w:sz="4"/>
+          <w:insideV w:val="single" w:color="auto" w:sz="4"/>
+        </w:tblBorders>
+      </w:tblPr>
+      <w:tblGrid>
+        <w:gridCol w:w="9350"/>
+      </w:tblGrid>
+      <w:tr>
+        <w:trPr>
+          <w:cantSplit/>
+        </w:trPr>
+        <w:tc>
+          <w:tcPr>
+            <w:tcW w:type="dxa" w:w="9350"/>
+            <w:tcBorders>
+              <w:top w:val="single" w:color="E2DED4" w:sz="4"/>
+              <w:left w:val="single" w:color="C00000" w:sz="32"/>
+              <w:bottom w:val="single" w:color="E2DED4" w:sz="4"/>
+              <w:right w:val="single" w:color="E2DED4" w:sz="4"/>
+            </w:tcBorders>
+            <w:tcMar>
+              <w:top w:type="dxa" w:w="180"/>
+              <w:left w:type="dxa" w:w="240"/>
+              <w:bottom w:type="dxa" w:w="200"/>
+              <w:right w:type="dxa" w:w="220"/>
+            </w:tcMar>
+          </w:tcPr>
+          <w:p>
+            <w:pPr>
+              <w:keepNext/>
+              <w:keepLines/>
+              <w:spacing w:after="40" w:line="276" w:lineRule="auto"/>
+            </w:pPr>
+            <w:r>
+              <w:rPr>
+                <w:b/>
+                <w:bCs/>
+                <w:color w:val="8A8F99"/>
+                <w:sz w:val="18"/>
+                <w:szCs w:val="18"/>
+              </w:rPr>
+              <w:t xml:space="preserve">04   </w:t>
+            </w:r>
+            <w:r>
+              <w:rPr>
+                <w:b/>
+                <w:bCs/>
+                <w:color w:val="1F3864"/>
+                <w:sz w:val="23"/>
+                <w:szCs w:val="23"/>
+              </w:rPr>
+              <w:t xml:space="preserve">부대시설·근린생활시설 실외기 소음</w:t>
+            </w:r>
+            <w:r>
+              <w:rPr>
+                <w:b/>
+                <w:bCs/>
+                <w:color w:val="C00000"/>
+                <w:sz w:val="18"/>
+                <w:szCs w:val="18"/>
+              </w:rPr>
+              <w:t xml:space="preserve">   ［상］</w:t>
+            </w:r>
+          </w:p>
+          <w:p>
+            <w:pPr>
+              <w:keepNext/>
+              <w:keepLines/>
+              <w:spacing w:after="60" w:before="160" w:line="276" w:lineRule="auto"/>
+            </w:pPr>
+            <w:r>
+              <w:rPr>
+                <w:b/>
+                <w:bCs/>
+                <w:color w:val="595959"/>
+                <w:sz w:val="16"/>
+                <w:szCs w:val="16"/>
+              </w:rPr>
+              <w:t xml:space="preserve">원문 인용</w:t>
+            </w:r>
+          </w:p>
+          <w:p>
+            <w:pPr>
+              <w:keepNext/>
+              <w:keepLines/>
+              <w:pBdr>
+                <w:top w:val="single" w:color="E2DED4" w:sz="4"/>
+                <w:bottom w:val="single" w:color="E2DED4" w:sz="4"/>
+                <w:left w:val="single" w:color="E2DED4" w:sz="4"/>
+                <w:right w:val="single" w:color="E2DED4" w:sz="4"/>
+              </w:pBdr>
+              <w:shd w:fill="F7F3EA" w:val="clear"/>
+              <w:spacing w:after="160" w:before="100" w:line="288" w:lineRule="auto"/>
+              <w:ind w:left="160" w:right="160"/>
+            </w:pPr>
+            <w:r>
+              <w:rPr>
+                <w:color w:val="2B2E33"/>
+                <w:sz w:val="20"/>
+                <w:szCs w:val="20"/>
+              </w:rPr>
+              <w:t xml:space="preserve">“근린생활시설 3층에는 상가용 실외기가 설치될 수 있으며 일부 세대에는 소음이 발생하고 미관이 저해될 수 있습니다. •단지 내 부대복리시설 실외기가 1, 2층에 설치되어 일부 세대에는 소음 및 진동이 발생하고 미관이 저해될 수 있습니다.”</w:t>
+            </w:r>
+          </w:p>
+          <w:p>
+            <w:pPr>
+              <w:keepLines/>
+              <w:spacing w:after="40" w:before="20" w:line="280" w:lineRule="auto"/>
+            </w:pPr>
+            <w:r>
+              <w:rPr>
+                <w:b/>
+                <w:bCs/>
+                <w:color w:val="2E5395"/>
+                <w:sz w:val="20"/>
+                <w:szCs w:val="20"/>
+              </w:rPr>
+              <w:t xml:space="preserve">✓  개선요청   </w:t>
+            </w:r>
+            <w:r>
+              <w:rPr>
+                <w:sz w:val="20"/>
+                <w:szCs w:val="20"/>
+              </w:rPr>
+              <w:t xml:space="preserve">실외기 설치 구간에 인접한 세대에는 방음커버·차음 마감을 기본 반영하고, 해당 세대에는 계약 전 개별 고지해 줄 것을 요청합니다.</w:t>
+            </w:r>
+          </w:p>
+        </w:tc>
+      </w:tr>
+    </w:tbl>
+    <w:tbl>
+      <w:tblPr>
+        <w:tblW w:type="dxa" w:w="9350"/>
+        <w:tblBorders>
+          <w:top w:val="single" w:color="auto" w:sz="4"/>
+          <w:left w:val="single" w:color="auto" w:sz="4"/>
+          <w:bottom w:val="single" w:color="auto" w:sz="4"/>
+          <w:right w:val="single" w:color="auto" w:sz="4"/>
+          <w:insideH w:val="single" w:color="auto" w:sz="4"/>
+          <w:insideV w:val="single" w:color="auto" w:sz="4"/>
+        </w:tblBorders>
+      </w:tblPr>
+      <w:tblGrid>
+        <w:gridCol w:w="9350"/>
+      </w:tblGrid>
+      <w:tr>
+        <w:trPr>
+          <w:cantSplit/>
+        </w:trPr>
+        <w:tc>
+          <w:tcPr>
+            <w:tcW w:type="dxa" w:w="9350"/>
+            <w:tcBorders>
+              <w:top w:val="single" w:color="E2DED4" w:sz="4"/>
+              <w:left w:val="single" w:color="C00000" w:sz="32"/>
+              <w:bottom w:val="single" w:color="E2DED4" w:sz="4"/>
+              <w:right w:val="single" w:color="E2DED4" w:sz="4"/>
+            </w:tcBorders>
+            <w:tcMar>
+              <w:top w:type="dxa" w:w="180"/>
+              <w:left w:type="dxa" w:w="240"/>
+              <w:bottom w:type="dxa" w:w="200"/>
+              <w:right w:type="dxa" w:w="220"/>
+            </w:tcMar>
+          </w:tcPr>
+          <w:p>
+            <w:pPr>
+              <w:keepNext/>
+              <w:keepLines/>
+              <w:spacing w:after="40" w:line="276" w:lineRule="auto"/>
+            </w:pPr>
+            <w:r>
+              <w:rPr>
+                <w:b/>
+                <w:bCs/>
+                <w:color w:val="8A8F99"/>
+                <w:sz w:val="18"/>
+                <w:szCs w:val="18"/>
+              </w:rPr>
+              <w:t xml:space="preserve">05   </w:t>
+            </w:r>
+            <w:r>
+              <w:rPr>
+                <w:b/>
+                <w:bCs/>
+                <w:color w:val="1F3864"/>
+                <w:sz w:val="23"/>
+                <w:szCs w:val="23"/>
+              </w:rPr>
+              <w:t xml:space="preserve">영구배수공법 관리비 발생</w:t>
+            </w:r>
+            <w:r>
+              <w:rPr>
+                <w:b/>
+                <w:bCs/>
+                <w:color w:val="C00000"/>
+                <w:sz w:val="18"/>
+                <w:szCs w:val="18"/>
+              </w:rPr>
+              <w:t xml:space="preserve">   ［상］</w:t>
+            </w:r>
+          </w:p>
+          <w:p>
+            <w:pPr>
+              <w:keepNext/>
+              <w:keepLines/>
+              <w:spacing w:after="60" w:before="160" w:line="276" w:lineRule="auto"/>
+            </w:pPr>
+            <w:r>
+              <w:rPr>
+                <w:b/>
+                <w:bCs/>
+                <w:color w:val="595959"/>
+                <w:sz w:val="16"/>
+                <w:szCs w:val="16"/>
+              </w:rPr>
+              <w:t xml:space="preserve">원문 인용</w:t>
+            </w:r>
+          </w:p>
+          <w:p>
+            <w:pPr>
+              <w:keepNext/>
+              <w:keepLines/>
+              <w:pBdr>
+                <w:top w:val="single" w:color="E2DED4" w:sz="4"/>
+                <w:bottom w:val="single" w:color="E2DED4" w:sz="4"/>
+                <w:left w:val="single" w:color="E2DED4" w:sz="4"/>
+                <w:right w:val="single" w:color="E2DED4" w:sz="4"/>
+              </w:pBdr>
+              <w:shd w:fill="F7F3EA" w:val="clear"/>
+              <w:spacing w:after="160" w:before="100" w:line="288" w:lineRule="auto"/>
+              <w:ind w:left="160" w:right="160"/>
+            </w:pPr>
+            <w:r>
+              <w:rPr>
+                <w:color w:val="2B2E33"/>
+                <w:sz w:val="20"/>
+                <w:szCs w:val="20"/>
+              </w:rPr>
+              <w:t xml:space="preserve">“본 단지는 지하수위 저감을 위한 영구배수공법이 적용될 수 있으며, 입주후 이에 따른 관리비용이 발생할 수 있습니다.”</w:t>
+            </w:r>
+          </w:p>
+          <w:p>
+            <w:pPr>
+              <w:keepLines/>
+              <w:spacing w:after="40" w:before="20" w:line="280" w:lineRule="auto"/>
+            </w:pPr>
+            <w:r>
+              <w:rPr>
+                <w:b/>
+                <w:bCs/>
+                <w:color w:val="2E5395"/>
+                <w:sz w:val="20"/>
+                <w:szCs w:val="20"/>
+              </w:rPr>
+              <w:t xml:space="preserve">✓  개선요청   </w:t>
+            </w:r>
+            <w:r>
+              <w:rPr>
+                <w:sz w:val="20"/>
+                <w:szCs w:val="20"/>
+              </w:rPr>
+              <w:t xml:space="preserve">영구배수공법 적용 여부를 입주 전 확정하고, 적용 시 예상 연간 관리비용 규모를 입주예정자협의회에 사전 공개해 줄 것을 요청합니다.</w:t>
+            </w:r>
+          </w:p>
+        </w:tc>
+      </w:tr>
+    </w:tbl>
+    <w:tbl>
+      <w:tblPr>
+        <w:tblW w:type="dxa" w:w="9350"/>
+        <w:tblBorders>
+          <w:top w:val="single" w:color="auto" w:sz="4"/>
+          <w:left w:val="single" w:color="auto" w:sz="4"/>
+          <w:bottom w:val="single" w:color="auto" w:sz="4"/>
+          <w:right w:val="single" w:color="auto" w:sz="4"/>
+          <w:insideH w:val="single" w:color="auto" w:sz="4"/>
+          <w:insideV w:val="single" w:color="auto" w:sz="4"/>
+        </w:tblBorders>
+      </w:tblPr>
+      <w:tblGrid>
+        <w:gridCol w:w="9350"/>
+      </w:tblGrid>
+      <w:tr>
+        <w:trPr>
+          <w:cantSplit/>
+        </w:trPr>
+        <w:tc>
+          <w:tcPr>
+            <w:tcW w:type="dxa" w:w="9350"/>
+            <w:tcBorders>
+              <w:top w:val="single" w:color="E2DED4" w:sz="4"/>
+              <w:left w:val="single" w:color="C00000" w:sz="32"/>
+              <w:bottom w:val="single" w:color="E2DED4" w:sz="4"/>
+              <w:right w:val="single" w:color="E2DED4" w:sz="4"/>
+            </w:tcBorders>
+            <w:tcMar>
+              <w:top w:type="dxa" w:w="180"/>
+              <w:left w:type="dxa" w:w="240"/>
+              <w:bottom w:type="dxa" w:w="200"/>
+              <w:right w:type="dxa" w:w="220"/>
+            </w:tcMar>
+          </w:tcPr>
+          <w:p>
+            <w:pPr>
+              <w:keepNext/>
+              <w:keepLines/>
+              <w:spacing w:after="40" w:line="276" w:lineRule="auto"/>
+            </w:pPr>
+            <w:r>
+              <w:rPr>
+                <w:b/>
+                <w:bCs/>
+                <w:color w:val="8A8F99"/>
+                <w:sz w:val="18"/>
+                <w:szCs w:val="18"/>
+              </w:rPr>
+              <w:t xml:space="preserve">06   </w:t>
+            </w:r>
+            <w:r>
+              <w:rPr>
+                <w:b/>
+                <w:bCs/>
+                <w:color w:val="1F3864"/>
+                <w:sz w:val="23"/>
+                <w:szCs w:val="23"/>
+              </w:rPr>
+              <w:t xml:space="preserve">세대별 주방 소화설비 미기재</w:t>
+            </w:r>
+            <w:r>
+              <w:rPr>
+                <w:b/>
+                <w:bCs/>
+                <w:color w:val="C00000"/>
+                <w:sz w:val="18"/>
+                <w:szCs w:val="18"/>
+              </w:rPr>
+              <w:t xml:space="preserve">   ［상］</w:t>
+            </w:r>
+          </w:p>
+          <w:p>
+            <w:pPr>
+              <w:keepNext/>
+              <w:keepLines/>
+              <w:spacing w:after="60" w:before="160" w:line="276" w:lineRule="auto"/>
+            </w:pPr>
+            <w:r>
+              <w:rPr>
+                <w:b/>
+                <w:bCs/>
+                <w:color w:val="595959"/>
+                <w:sz w:val="16"/>
+                <w:szCs w:val="16"/>
+              </w:rPr>
+              <w:t xml:space="preserve">원문 인용</w:t>
+            </w:r>
+          </w:p>
+          <w:p>
+            <w:pPr>
+              <w:keepNext/>
+              <w:keepLines/>
+              <w:pBdr>
+                <w:top w:val="single" w:color="E2DED4" w:sz="4"/>
+                <w:bottom w:val="single" w:color="E2DED4" w:sz="4"/>
+                <w:left w:val="single" w:color="E2DED4" w:sz="4"/>
+                <w:right w:val="single" w:color="E2DED4" w:sz="4"/>
+              </w:pBdr>
+              <w:shd w:fill="F7F3EA" w:val="clear"/>
+              <w:spacing w:after="160" w:before="100" w:line="288" w:lineRule="auto"/>
+              <w:ind w:left="160" w:right="160"/>
+            </w:pPr>
+            <w:r>
+              <w:rPr>
+                <w:color w:val="2B2E33"/>
+                <w:sz w:val="20"/>
+                <w:szCs w:val="20"/>
+              </w:rPr>
+              <w:t xml:space="preserve">“(원문 전체에 걸쳐 전 세대 스프링클러설비·자동화재탐지설비는 명시되어 있으나, 세대 주방 자동소화장치·자동식소화기에 관한 언급은 확인되지 않음 — 부재의 확인이므로 원문 인용 대신 검토 결과로 기재)”</w:t>
+            </w:r>
+          </w:p>
+          <w:p>
+            <w:pPr>
+              <w:keepLines/>
+              <w:spacing w:after="40" w:before="20" w:line="280" w:lineRule="auto"/>
+            </w:pPr>
+            <w:r>
+              <w:rPr>
+                <w:b/>
+                <w:bCs/>
+                <w:color w:val="2E5395"/>
+                <w:sz w:val="20"/>
+                <w:szCs w:val="20"/>
+              </w:rPr>
+              <w:t xml:space="preserve">✓  개선요청   </w:t>
+            </w:r>
+            <w:r>
+              <w:rPr>
+                <w:sz w:val="20"/>
+                <w:szCs w:val="20"/>
+              </w:rPr>
+              <w:t xml:space="preserve">「소방시설법 시행령」상 아파트등은 세대별 주거용 주방자동소화장치 설치가 의무 대상인바, 본 단지의 세대별 설치 여부와 사양을 견본주택 또는 서면으로 확인해 줄 것을 요청합니다.</w:t>
+            </w:r>
+          </w:p>
+        </w:tc>
+      </w:tr>
+    </w:tbl>
     <w:p>
       <w:pPr>
         <w:keepLines/>
@@ -1808,12 +2255,12 @@
       <w:tblPr>
         <w:tblW w:type="dxa" w:w="9150"/>
         <w:tblBorders>
-          <w:top w:val="single" w:color="auto" w:sz="4"/>
-          <w:left w:val="single" w:color="auto" w:sz="4"/>
-          <w:bottom w:val="single" w:color="auto" w:sz="4"/>
-          <w:right w:val="single" w:color="auto" w:sz="4"/>
-          <w:insideH w:val="single" w:color="auto" w:sz="4"/>
-          <w:insideV w:val="single" w:color="auto" w:sz="4"/>
+          <w:top w:val="single" w:color="E2DED4" w:sz="4"/>
+          <w:left w:val="single" w:color="E2DED4" w:sz="4"/>
+          <w:bottom w:val="single" w:color="E2DED4" w:sz="4"/>
+          <w:right w:val="single" w:color="E2DED4" w:sz="4"/>
+          <w:insideH w:val="single" w:color="E2DED4" w:sz="4"/>
+          <w:insideV w:val="single" w:color="E2DED4" w:sz="4"/>
         </w:tblBorders>
       </w:tblPr>
       <w:tblGrid>
@@ -2268,9 +2715,17 @@
           <w:left w:val="single" w:color="2E5395" w:sz="28"/>
         </w:pBdr>
         <w:shd w:fill="EDF1F8" w:val="clear"/>
-        <w:spacing w:after="240" w:before="100" w:line="276" w:lineRule="auto"/>
+        <w:spacing w:after="260" w:before="40" w:line="280" w:lineRule="auto"/>
         <w:ind w:left="140"/>
       </w:pPr>
+      <w:r>
+        <w:rPr>
+          <w:b/>
+          <w:bCs/>
+          <w:color w:val="1F3864"/>
+        </w:rPr>
+        <w:t xml:space="preserve">✓  </w:t>
+      </w:r>
       <w:r>
         <w:rPr>
           <w:b/>
@@ -2372,12 +2827,12 @@
       <w:tblPr>
         <w:tblW w:type="dxa" w:w="9350"/>
         <w:tblBorders>
-          <w:top w:val="single" w:color="auto" w:sz="4"/>
-          <w:left w:val="single" w:color="auto" w:sz="4"/>
-          <w:bottom w:val="single" w:color="auto" w:sz="4"/>
-          <w:right w:val="single" w:color="auto" w:sz="4"/>
-          <w:insideH w:val="single" w:color="auto" w:sz="4"/>
-          <w:insideV w:val="single" w:color="auto" w:sz="4"/>
+          <w:top w:val="single" w:color="E2DED4" w:sz="4"/>
+          <w:left w:val="single" w:color="E2DED4" w:sz="4"/>
+          <w:bottom w:val="single" w:color="E2DED4" w:sz="4"/>
+          <w:right w:val="single" w:color="E2DED4" w:sz="4"/>
+          <w:insideH w:val="single" w:color="E2DED4" w:sz="4"/>
+          <w:insideV w:val="single" w:color="E2DED4" w:sz="4"/>
         </w:tblBorders>
       </w:tblPr>
       <w:tblGrid>
@@ -2481,6 +2936,184 @@
         <w:tc>
           <w:tcPr>
             <w:tcW w:type="dxa" w:w="2200"/>
+            <w:shd w:fill="EAF3EA" w:val="clear"/>
+            <w:tcMar>
+              <w:top w:type="dxa" w:w="90"/>
+              <w:left w:type="dxa" w:w="120"/>
+              <w:bottom w:type="dxa" w:w="90"/>
+              <w:right w:type="dxa" w:w="120"/>
+            </w:tcMar>
+            <w:vAlign w:val="center"/>
+          </w:tcPr>
+          <w:p>
+            <w:pPr>
+              <w:jc w:val="left"/>
+            </w:pPr>
+            <w:r>
+              <w:rPr>
+                <w:b/>
+                <w:bCs/>
+                <w:color w:val="000000"/>
+                <w:sz w:val="20"/>
+                <w:szCs w:val="20"/>
+              </w:rPr>
+              <w:t xml:space="preserve">교통</w:t>
+            </w:r>
+          </w:p>
+        </w:tc>
+        <w:tc>
+          <w:tcPr>
+            <w:tcW w:type="dxa" w:w="1400"/>
+            <w:shd w:fill="EAF3EA" w:val="clear"/>
+            <w:tcMar>
+              <w:top w:type="dxa" w:w="90"/>
+              <w:left w:type="dxa" w:w="120"/>
+              <w:bottom w:type="dxa" w:w="90"/>
+              <w:right w:type="dxa" w:w="120"/>
+            </w:tcMar>
+            <w:vAlign w:val="center"/>
+          </w:tcPr>
+          <w:p>
+            <w:pPr>
+              <w:jc w:val="center"/>
+            </w:pPr>
+            <w:r>
+              <w:rPr>
+                <w:b/>
+                <w:bCs/>
+                <w:color w:val="2E7D32"/>
+                <w:sz w:val="20"/>
+                <w:szCs w:val="20"/>
+              </w:rPr>
+              <w:t xml:space="preserve">● 양호</w:t>
+            </w:r>
+          </w:p>
+        </w:tc>
+        <w:tc>
+          <w:tcPr>
+            <w:tcW w:type="dxa" w:w="5750"/>
+            <w:shd w:fill="EAF3EA" w:val="clear"/>
+            <w:tcMar>
+              <w:top w:type="dxa" w:w="90"/>
+              <w:left w:type="dxa" w:w="120"/>
+              <w:bottom w:type="dxa" w:w="90"/>
+              <w:right w:type="dxa" w:w="120"/>
+            </w:tcMar>
+            <w:vAlign w:val="center"/>
+          </w:tcPr>
+          <w:p>
+            <w:pPr>
+              <w:jc w:val="left"/>
+            </w:pPr>
+            <w:r>
+              <w:rPr>
+                <w:b w:val="false"/>
+                <w:bCs w:val="false"/>
+                <w:color w:val="000000"/>
+                <w:sz w:val="19"/>
+                <w:szCs w:val="19"/>
+              </w:rPr>
+              <w:t xml:space="preserve">평택역(1호선) 도보 약 472m — 통복시장·평택중앙로 상권과 인접</w:t>
+            </w:r>
+          </w:p>
+        </w:tc>
+      </w:tr>
+      <w:tr>
+        <w:trPr>
+          <w:cantSplit/>
+        </w:trPr>
+        <w:tc>
+          <w:tcPr>
+            <w:tcW w:type="dxa" w:w="2200"/>
+            <w:shd w:fill="EAF3EA" w:val="clear"/>
+            <w:tcMar>
+              <w:top w:type="dxa" w:w="90"/>
+              <w:left w:type="dxa" w:w="120"/>
+              <w:bottom w:type="dxa" w:w="90"/>
+              <w:right w:type="dxa" w:w="120"/>
+            </w:tcMar>
+            <w:vAlign w:val="center"/>
+          </w:tcPr>
+          <w:p>
+            <w:pPr>
+              <w:jc w:val="left"/>
+            </w:pPr>
+            <w:r>
+              <w:rPr>
+                <w:b/>
+                <w:bCs/>
+                <w:color w:val="000000"/>
+                <w:sz w:val="20"/>
+                <w:szCs w:val="20"/>
+              </w:rPr>
+              <w:t xml:space="preserve">생활편의</w:t>
+            </w:r>
+          </w:p>
+        </w:tc>
+        <w:tc>
+          <w:tcPr>
+            <w:tcW w:type="dxa" w:w="1400"/>
+            <w:shd w:fill="EAF3EA" w:val="clear"/>
+            <w:tcMar>
+              <w:top w:type="dxa" w:w="90"/>
+              <w:left w:type="dxa" w:w="120"/>
+              <w:bottom w:type="dxa" w:w="90"/>
+              <w:right w:type="dxa" w:w="120"/>
+            </w:tcMar>
+            <w:vAlign w:val="center"/>
+          </w:tcPr>
+          <w:p>
+            <w:pPr>
+              <w:jc w:val="center"/>
+            </w:pPr>
+            <w:r>
+              <w:rPr>
+                <w:b/>
+                <w:bCs/>
+                <w:color w:val="2E7D32"/>
+                <w:sz w:val="20"/>
+                <w:szCs w:val="20"/>
+              </w:rPr>
+              <w:t xml:space="preserve">● 양호</w:t>
+            </w:r>
+          </w:p>
+        </w:tc>
+        <w:tc>
+          <w:tcPr>
+            <w:tcW w:type="dxa" w:w="5750"/>
+            <w:shd w:fill="EAF3EA" w:val="clear"/>
+            <w:tcMar>
+              <w:top w:type="dxa" w:w="90"/>
+              <w:left w:type="dxa" w:w="120"/>
+              <w:bottom w:type="dxa" w:w="90"/>
+              <w:right w:type="dxa" w:w="120"/>
+            </w:tcMar>
+            <w:vAlign w:val="center"/>
+          </w:tcPr>
+          <w:p>
+            <w:pPr>
+              <w:jc w:val="left"/>
+            </w:pPr>
+            <w:r>
+              <w:rPr>
+                <w:b w:val="false"/>
+                <w:bCs w:val="false"/>
+                <w:color w:val="000000"/>
+                <w:sz w:val="19"/>
+                <w:szCs w:val="19"/>
+              </w:rPr>
+              <w:t xml:space="preserve">대형마트 2개소(노브랜드 평택중앙로점 459m, 평택농협하나로마트 493m), 편의점 5개소 반경 1km 이내(카카오맵 실측)</w:t>
+            </w:r>
+          </w:p>
+        </w:tc>
+      </w:tr>
+      <w:tr>
+        <w:trPr>
+          <w:cantSplit/>
+        </w:trPr>
+        <w:tc>
+          <w:tcPr>
+            <w:tcW w:type="dxa" w:w="2200"/>
             <w:shd w:fill="F7F3EA" w:val="clear"/>
             <w:tcMar>
               <w:top w:type="dxa" w:w="90"/>
@@ -2502,7 +3135,7 @@
                 <w:sz w:val="20"/>
                 <w:szCs w:val="20"/>
               </w:rPr>
-              <w:t xml:space="preserve">교통</w:t>
+              <w:t xml:space="preserve">교육환경(초등)</w:t>
             </w:r>
           </w:p>
         </w:tc>
@@ -2526,11 +3159,11 @@
               <w:rPr>
                 <w:b/>
                 <w:bCs/>
-                <w:color w:val="2E7D32"/>
-                <w:sz w:val="20"/>
-                <w:szCs w:val="20"/>
-              </w:rPr>
-              <w:t xml:space="preserve">● 양호</w:t>
+                <w:color w:val="B45309"/>
+                <w:sz w:val="20"/>
+                <w:szCs w:val="20"/>
+              </w:rPr>
+              <w:t xml:space="preserve">● 보통</w:t>
             </w:r>
           </w:p>
         </w:tc>
@@ -2558,7 +3191,7 @@
                 <w:sz w:val="19"/>
                 <w:szCs w:val="19"/>
               </w:rPr>
-              <w:t xml:space="preserve">평택역(1호선) 도보 약 472m — 통복시장·평택중앙로 상권과 인접</w:t>
+              <w:t xml:space="preserve">평택중앙초등학교 배정 예정(946m) — 통학구역은 입주전년도 확정, 경기도평택교육지원청 재확인 필요</w:t>
             </w:r>
           </w:p>
         </w:tc>
@@ -2570,33 +3203,35 @@
         <w:tc>
           <w:tcPr>
             <w:tcW w:type="dxa" w:w="2200"/>
-            <w:tcMar>
-              <w:top w:type="dxa" w:w="90"/>
-              <w:left w:type="dxa" w:w="120"/>
-              <w:bottom w:type="dxa" w:w="90"/>
-              <w:right w:type="dxa" w:w="120"/>
-            </w:tcMar>
-            <w:vAlign w:val="center"/>
-          </w:tcPr>
-          <w:p>
-            <w:pPr>
-              <w:jc w:val="left"/>
-            </w:pPr>
-            <w:r>
-              <w:rPr>
-                <w:b/>
-                <w:bCs/>
-                <w:color w:val="000000"/>
-                <w:sz w:val="20"/>
-                <w:szCs w:val="20"/>
-              </w:rPr>
-              <w:t xml:space="preserve">생활편의</w:t>
+            <w:shd w:fill="FBEAEA" w:val="clear"/>
+            <w:tcMar>
+              <w:top w:type="dxa" w:w="90"/>
+              <w:left w:type="dxa" w:w="120"/>
+              <w:bottom w:type="dxa" w:w="90"/>
+              <w:right w:type="dxa" w:w="120"/>
+            </w:tcMar>
+            <w:vAlign w:val="center"/>
+          </w:tcPr>
+          <w:p>
+            <w:pPr>
+              <w:jc w:val="left"/>
+            </w:pPr>
+            <w:r>
+              <w:rPr>
+                <w:b/>
+                <w:bCs/>
+                <w:color w:val="000000"/>
+                <w:sz w:val="20"/>
+                <w:szCs w:val="20"/>
+              </w:rPr>
+              <w:t xml:space="preserve">교육환경(중등)</w:t>
             </w:r>
           </w:p>
         </w:tc>
         <w:tc>
           <w:tcPr>
             <w:tcW w:type="dxa" w:w="1400"/>
+            <w:shd w:fill="FBEAEA" w:val="clear"/>
             <w:tcMar>
               <w:top w:type="dxa" w:w="90"/>
               <w:left w:type="dxa" w:w="120"/>
@@ -2613,17 +3248,18 @@
               <w:rPr>
                 <w:b/>
                 <w:bCs/>
-                <w:color w:val="2E7D32"/>
-                <w:sz w:val="20"/>
-                <w:szCs w:val="20"/>
-              </w:rPr>
-              <w:t xml:space="preserve">● 양호</w:t>
+                <w:color w:val="C00000"/>
+                <w:sz w:val="20"/>
+                <w:szCs w:val="20"/>
+              </w:rPr>
+              <w:t xml:space="preserve">● 주의</w:t>
             </w:r>
           </w:p>
         </w:tc>
         <w:tc>
           <w:tcPr>
             <w:tcW w:type="dxa" w:w="5750"/>
+            <w:shd w:fill="FBEAEA" w:val="clear"/>
             <w:tcMar>
               <w:top w:type="dxa" w:w="90"/>
               <w:left w:type="dxa" w:w="120"/>
@@ -2644,7 +3280,7 @@
                 <w:sz w:val="19"/>
                 <w:szCs w:val="19"/>
               </w:rPr>
-              <w:t xml:space="preserve">대형마트 2개소(노브랜드 평택중앙로점 459m, 평택농협하나로마트 493m), 편의점 5개소 반경 1km 이내(카카오맵 실측)</w:t>
+              <w:t xml:space="preserve">평택중학군 내 10개교(동삭중·배다리중·비전중·세교중·용이중·신한중·평택중·평택여중·한광중·한광여중) 및 소사벌2중(2025.3 개교예정) 중 전산추첨 배정 — 특정교 확정 안 됨</w:t>
             </w:r>
           </w:p>
         </w:tc>
@@ -2656,35 +3292,35 @@
         <w:tc>
           <w:tcPr>
             <w:tcW w:type="dxa" w:w="2200"/>
-            <w:shd w:fill="F7F3EA" w:val="clear"/>
-            <w:tcMar>
-              <w:top w:type="dxa" w:w="90"/>
-              <w:left w:type="dxa" w:w="120"/>
-              <w:bottom w:type="dxa" w:w="90"/>
-              <w:right w:type="dxa" w:w="120"/>
-            </w:tcMar>
-            <w:vAlign w:val="center"/>
-          </w:tcPr>
-          <w:p>
-            <w:pPr>
-              <w:jc w:val="left"/>
-            </w:pPr>
-            <w:r>
-              <w:rPr>
-                <w:b/>
-                <w:bCs/>
-                <w:color w:val="000000"/>
-                <w:sz w:val="20"/>
-                <w:szCs w:val="20"/>
-              </w:rPr>
-              <w:t xml:space="preserve">교육환경(초등)</w:t>
+            <w:shd w:fill="FBF1E3" w:val="clear"/>
+            <w:tcMar>
+              <w:top w:type="dxa" w:w="90"/>
+              <w:left w:type="dxa" w:w="120"/>
+              <w:bottom w:type="dxa" w:w="90"/>
+              <w:right w:type="dxa" w:w="120"/>
+            </w:tcMar>
+            <w:vAlign w:val="center"/>
+          </w:tcPr>
+          <w:p>
+            <w:pPr>
+              <w:jc w:val="left"/>
+            </w:pPr>
+            <w:r>
+              <w:rPr>
+                <w:b/>
+                <w:bCs/>
+                <w:color w:val="000000"/>
+                <w:sz w:val="20"/>
+                <w:szCs w:val="20"/>
+              </w:rPr>
+              <w:t xml:space="preserve">교육환경(고등)</w:t>
             </w:r>
           </w:p>
         </w:tc>
         <w:tc>
           <w:tcPr>
             <w:tcW w:type="dxa" w:w="1400"/>
-            <w:shd w:fill="F7F3EA" w:val="clear"/>
+            <w:shd w:fill="FBF1E3" w:val="clear"/>
             <w:tcMar>
               <w:top w:type="dxa" w:w="90"/>
               <w:left w:type="dxa" w:w="120"/>
@@ -2701,18 +3337,18 @@
               <w:rPr>
                 <w:b/>
                 <w:bCs/>
-                <w:color w:val="B45309"/>
-                <w:sz w:val="20"/>
-                <w:szCs w:val="20"/>
-              </w:rPr>
-              <w:t xml:space="preserve">● 보통</w:t>
+                <w:color w:val="000000"/>
+                <w:sz w:val="20"/>
+                <w:szCs w:val="20"/>
+              </w:rPr>
+              <w:t xml:space="preserve">● 확인필요</w:t>
             </w:r>
           </w:p>
         </w:tc>
         <w:tc>
           <w:tcPr>
             <w:tcW w:type="dxa" w:w="5750"/>
-            <w:shd w:fill="F7F3EA" w:val="clear"/>
+            <w:shd w:fill="FBF1E3" w:val="clear"/>
             <w:tcMar>
               <w:top w:type="dxa" w:w="90"/>
               <w:left w:type="dxa" w:w="120"/>
@@ -2733,7 +3369,7 @@
                 <w:sz w:val="19"/>
                 <w:szCs w:val="19"/>
               </w:rPr>
-              <w:t xml:space="preserve">평택중앙초등학교 배정 예정(946m) — 통학구역은 입주전년도 확정, 경기도평택교육지원청 재확인 필요</w:t>
+              <w:t xml:space="preserve">원문에 "평택 내 기존 고등학교(21개교)와 설립이 확정되어"까지만 기재되고 문장이 끊겨 있음(추출상 누락 가능성) — 사업주체에 완전한 문구 재확인 필요, 임의로 문장을 완성하지 않음</w:t>
             </w:r>
           </w:p>
         </w:tc>
@@ -2745,33 +3381,35 @@
         <w:tc>
           <w:tcPr>
             <w:tcW w:type="dxa" w:w="2200"/>
-            <w:tcMar>
-              <w:top w:type="dxa" w:w="90"/>
-              <w:left w:type="dxa" w:w="120"/>
-              <w:bottom w:type="dxa" w:w="90"/>
-              <w:right w:type="dxa" w:w="120"/>
-            </w:tcMar>
-            <w:vAlign w:val="center"/>
-          </w:tcPr>
-          <w:p>
-            <w:pPr>
-              <w:jc w:val="left"/>
-            </w:pPr>
-            <w:r>
-              <w:rPr>
-                <w:b/>
-                <w:bCs/>
-                <w:color w:val="000000"/>
-                <w:sz w:val="20"/>
-                <w:szCs w:val="20"/>
-              </w:rPr>
-              <w:t xml:space="preserve">교육환경(중등)</w:t>
+            <w:shd w:fill="FBEAEA" w:val="clear"/>
+            <w:tcMar>
+              <w:top w:type="dxa" w:w="90"/>
+              <w:left w:type="dxa" w:w="120"/>
+              <w:bottom w:type="dxa" w:w="90"/>
+              <w:right w:type="dxa" w:w="120"/>
+            </w:tcMar>
+            <w:vAlign w:val="center"/>
+          </w:tcPr>
+          <w:p>
+            <w:pPr>
+              <w:jc w:val="left"/>
+            </w:pPr>
+            <w:r>
+              <w:rPr>
+                <w:b/>
+                <w:bCs/>
+                <w:color w:val="000000"/>
+                <w:sz w:val="20"/>
+                <w:szCs w:val="20"/>
+              </w:rPr>
+              <w:t xml:space="preserve">용도지역(조망권 리스크)</w:t>
             </w:r>
           </w:p>
         </w:tc>
         <w:tc>
           <w:tcPr>
             <w:tcW w:type="dxa" w:w="1400"/>
+            <w:shd w:fill="FBEAEA" w:val="clear"/>
             <w:tcMar>
               <w:top w:type="dxa" w:w="90"/>
               <w:left w:type="dxa" w:w="120"/>
@@ -2799,181 +3437,7 @@
         <w:tc>
           <w:tcPr>
             <w:tcW w:type="dxa" w:w="5750"/>
-            <w:tcMar>
-              <w:top w:type="dxa" w:w="90"/>
-              <w:left w:type="dxa" w:w="120"/>
-              <w:bottom w:type="dxa" w:w="90"/>
-              <w:right w:type="dxa" w:w="120"/>
-            </w:tcMar>
-            <w:vAlign w:val="center"/>
-          </w:tcPr>
-          <w:p>
-            <w:pPr>
-              <w:jc w:val="left"/>
-            </w:pPr>
-            <w:r>
-              <w:rPr>
-                <w:b w:val="false"/>
-                <w:bCs w:val="false"/>
-                <w:color w:val="000000"/>
-                <w:sz w:val="19"/>
-                <w:szCs w:val="19"/>
-              </w:rPr>
-              <w:t xml:space="preserve">평택중학군 내 10개교(동삭중·배다리중·비전중·세교중·용이중·신한중·평택중·평택여중·한광중·한광여중) 및 소사벌2중(2025.3 개교예정) 중 전산추첨 배정 — 특정교 확정 안 됨</w:t>
-            </w:r>
-          </w:p>
-        </w:tc>
-      </w:tr>
-      <w:tr>
-        <w:trPr>
-          <w:cantSplit/>
-        </w:trPr>
-        <w:tc>
-          <w:tcPr>
-            <w:tcW w:type="dxa" w:w="2200"/>
-            <w:shd w:fill="F7F3EA" w:val="clear"/>
-            <w:tcMar>
-              <w:top w:type="dxa" w:w="90"/>
-              <w:left w:type="dxa" w:w="120"/>
-              <w:bottom w:type="dxa" w:w="90"/>
-              <w:right w:type="dxa" w:w="120"/>
-            </w:tcMar>
-            <w:vAlign w:val="center"/>
-          </w:tcPr>
-          <w:p>
-            <w:pPr>
-              <w:jc w:val="left"/>
-            </w:pPr>
-            <w:r>
-              <w:rPr>
-                <w:b/>
-                <w:bCs/>
-                <w:color w:val="000000"/>
-                <w:sz w:val="20"/>
-                <w:szCs w:val="20"/>
-              </w:rPr>
-              <w:t xml:space="preserve">교육환경(고등)</w:t>
-            </w:r>
-          </w:p>
-        </w:tc>
-        <w:tc>
-          <w:tcPr>
-            <w:tcW w:type="dxa" w:w="1400"/>
-            <w:shd w:fill="F7F3EA" w:val="clear"/>
-            <w:tcMar>
-              <w:top w:type="dxa" w:w="90"/>
-              <w:left w:type="dxa" w:w="120"/>
-              <w:bottom w:type="dxa" w:w="90"/>
-              <w:right w:type="dxa" w:w="120"/>
-            </w:tcMar>
-            <w:vAlign w:val="center"/>
-          </w:tcPr>
-          <w:p>
-            <w:pPr>
-              <w:jc w:val="center"/>
-            </w:pPr>
-            <w:r>
-              <w:rPr>
-                <w:b/>
-                <w:bCs/>
-                <w:color w:val="000000"/>
-                <w:sz w:val="20"/>
-                <w:szCs w:val="20"/>
-              </w:rPr>
-              <w:t xml:space="preserve">● 확인필요</w:t>
-            </w:r>
-          </w:p>
-        </w:tc>
-        <w:tc>
-          <w:tcPr>
-            <w:tcW w:type="dxa" w:w="5750"/>
-            <w:shd w:fill="F7F3EA" w:val="clear"/>
-            <w:tcMar>
-              <w:top w:type="dxa" w:w="90"/>
-              <w:left w:type="dxa" w:w="120"/>
-              <w:bottom w:type="dxa" w:w="90"/>
-              <w:right w:type="dxa" w:w="120"/>
-            </w:tcMar>
-            <w:vAlign w:val="center"/>
-          </w:tcPr>
-          <w:p>
-            <w:pPr>
-              <w:jc w:val="left"/>
-            </w:pPr>
-            <w:r>
-              <w:rPr>
-                <w:b w:val="false"/>
-                <w:bCs w:val="false"/>
-                <w:color w:val="000000"/>
-                <w:sz w:val="19"/>
-                <w:szCs w:val="19"/>
-              </w:rPr>
-              <w:t xml:space="preserve">원문에 "평택 내 기존 고등학교(21개교)와 설립이 확정되어"까지만 기재되고 문장이 끊겨 있음(추출상 누락 가능성) — 사업주체에 완전한 문구 재확인 필요, 임의로 문장을 완성하지 않음</w:t>
-            </w:r>
-          </w:p>
-        </w:tc>
-      </w:tr>
-      <w:tr>
-        <w:trPr>
-          <w:cantSplit/>
-        </w:trPr>
-        <w:tc>
-          <w:tcPr>
-            <w:tcW w:type="dxa" w:w="2200"/>
-            <w:tcMar>
-              <w:top w:type="dxa" w:w="90"/>
-              <w:left w:type="dxa" w:w="120"/>
-              <w:bottom w:type="dxa" w:w="90"/>
-              <w:right w:type="dxa" w:w="120"/>
-            </w:tcMar>
-            <w:vAlign w:val="center"/>
-          </w:tcPr>
-          <w:p>
-            <w:pPr>
-              <w:jc w:val="left"/>
-            </w:pPr>
-            <w:r>
-              <w:rPr>
-                <w:b/>
-                <w:bCs/>
-                <w:color w:val="000000"/>
-                <w:sz w:val="20"/>
-                <w:szCs w:val="20"/>
-              </w:rPr>
-              <w:t xml:space="preserve">용도지역(조망권 리스크)</w:t>
-            </w:r>
-          </w:p>
-        </w:tc>
-        <w:tc>
-          <w:tcPr>
-            <w:tcW w:type="dxa" w:w="1400"/>
-            <w:tcMar>
-              <w:top w:type="dxa" w:w="90"/>
-              <w:left w:type="dxa" w:w="120"/>
-              <w:bottom w:type="dxa" w:w="90"/>
-              <w:right w:type="dxa" w:w="120"/>
-            </w:tcMar>
-            <w:vAlign w:val="center"/>
-          </w:tcPr>
-          <w:p>
-            <w:pPr>
-              <w:jc w:val="center"/>
-            </w:pPr>
-            <w:r>
-              <w:rPr>
-                <w:b/>
-                <w:bCs/>
-                <w:color w:val="C00000"/>
-                <w:sz w:val="20"/>
-                <w:szCs w:val="20"/>
-              </w:rPr>
-              <w:t xml:space="preserve">● 주의</w:t>
-            </w:r>
-          </w:p>
-        </w:tc>
-        <w:tc>
-          <w:tcPr>
-            <w:tcW w:type="dxa" w:w="5750"/>
+            <w:shd w:fill="FBEAEA" w:val="clear"/>
             <w:tcMar>
               <w:top w:type="dxa" w:w="90"/>
               <w:left w:type="dxa" w:w="120"/>
@@ -3146,22 +3610,40 @@
       <w:pPr>
         <w:keepNext/>
         <w:keepLines/>
+        <w:spacing w:after="60" w:before="160" w:line="276" w:lineRule="auto"/>
+      </w:pPr>
+      <w:r>
+        <w:rPr>
+          <w:b/>
+          <w:bCs/>
+          <w:color w:val="595959"/>
+          <w:sz w:val="16"/>
+          <w:szCs w:val="16"/>
+        </w:rPr>
+        <w:t xml:space="preserve">원문 인용</w:t>
+      </w:r>
+    </w:p>
+    <w:p>
+      <w:pPr>
+        <w:keepNext/>
+        <w:keepLines/>
         <w:pBdr>
-          <w:left w:val="single" w:color="999999" w:sz="16" w:space="8"/>
+          <w:top w:val="single" w:color="E2DED4" w:sz="4"/>
+          <w:bottom w:val="single" w:color="E2DED4" w:sz="4"/>
+          <w:left w:val="single" w:color="E2DED4" w:sz="4"/>
+          <w:right w:val="single" w:color="E2DED4" w:sz="4"/>
         </w:pBdr>
-        <w:shd w:fill="F2F2F2" w:val="clear"/>
-        <w:spacing w:after="100" w:before="100" w:line="276" w:lineRule="auto"/>
-        <w:ind w:left="100"/>
+        <w:shd w:fill="F7F3EA" w:val="clear"/>
+        <w:spacing w:after="160" w:before="100" w:line="288" w:lineRule="auto"/>
+        <w:ind w:left="160" w:right="160"/>
       </w:pPr>
       <w:r>
         <w:rPr>
-          <w:i/>
-          <w:iCs/>
-          <w:color w:val="595959"/>
+          <w:color w:val="2B2E33"/>
           <w:sz w:val="20"/>
           <w:szCs w:val="20"/>
         </w:rPr>
-        <w:t xml:space="preserve">"본 아파트에 입주 예정인 중학생은 평택중학군 내 중학교(동삭중, 배다리중, 비전중, 세교중, 용이중, 신한중, 평택중, 평택여중, 한광중, 한광여중) 및 소사벌2중(2025. 3. 개교 예정)에 배치될 예정입니다. 중학교 신입생의 컴퓨터 전산 추첨방식으로 배정되며, 중학군(구) 지정은 매해 전년도에 확정·변경될 수 있으므로 배정 일정 및 방법 등은 경기도평택교육지원청에 확인하시기 바랍니다."</w:t>
+        <w:t xml:space="preserve">“본 아파트에 입주 예정인 중학생은 평택중학군 내 중학교(동삭중, 배다리중, 비전중, 세교중, 용이중, 신한중, 평택중, 평택여중, 한광중, 한광여중) 및 소사벌2중(2025. 3. 개교 예정)에 배치될 예정입니다. 중학교 신입생의 컴퓨터 전산 추첨방식으로 배정되며, 중학군(구) 지정은 매해 전년도에 확정·변경될 수 있으므로 배정 일정 및 방법 등은 경기도평택교육지원청에 확인하시기 바랍니다.”</w:t>
       </w:r>
     </w:p>
     <w:p>
@@ -3171,9 +3653,17 @@
           <w:left w:val="single" w:color="2E5395" w:sz="28"/>
         </w:pBdr>
         <w:shd w:fill="EDF1F8" w:val="clear"/>
-        <w:spacing w:after="240" w:before="100" w:line="276" w:lineRule="auto"/>
+        <w:spacing w:after="260" w:before="40" w:line="280" w:lineRule="auto"/>
         <w:ind w:left="140"/>
       </w:pPr>
+      <w:r>
+        <w:rPr>
+          <w:b/>
+          <w:bCs/>
+          <w:color w:val="1F3864"/>
+        </w:rPr>
+        <w:t xml:space="preserve">✓  </w:t>
+      </w:r>
       <w:r>
         <w:rPr>
           <w:b/>
@@ -3296,12 +3786,12 @@
       <w:tblPr>
         <w:tblW w:type="dxa" w:w="8750"/>
         <w:tblBorders>
-          <w:top w:val="single" w:color="auto" w:sz="4"/>
-          <w:left w:val="single" w:color="auto" w:sz="4"/>
-          <w:bottom w:val="single" w:color="auto" w:sz="4"/>
-          <w:right w:val="single" w:color="auto" w:sz="4"/>
-          <w:insideH w:val="single" w:color="auto" w:sz="4"/>
-          <w:insideV w:val="single" w:color="auto" w:sz="4"/>
+          <w:top w:val="single" w:color="E2DED4" w:sz="4"/>
+          <w:left w:val="single" w:color="E2DED4" w:sz="4"/>
+          <w:bottom w:val="single" w:color="E2DED4" w:sz="4"/>
+          <w:right w:val="single" w:color="E2DED4" w:sz="4"/>
+          <w:insideH w:val="single" w:color="E2DED4" w:sz="4"/>
+          <w:insideV w:val="single" w:color="E2DED4" w:sz="4"/>
         </w:tblBorders>
       </w:tblPr>
       <w:tblGrid>
@@ -3678,9 +4168,17 @@
           <w:left w:val="single" w:color="2E5395" w:sz="28"/>
         </w:pBdr>
         <w:shd w:fill="EDF1F8" w:val="clear"/>
-        <w:spacing w:after="240" w:before="100" w:line="276" w:lineRule="auto"/>
+        <w:spacing w:after="260" w:before="40" w:line="280" w:lineRule="auto"/>
         <w:ind w:left="140"/>
       </w:pPr>
+      <w:r>
+        <w:rPr>
+          <w:b/>
+          <w:bCs/>
+          <w:color w:val="1F3864"/>
+        </w:rPr>
+        <w:t xml:space="preserve">✓  </w:t>
+      </w:r>
       <w:r>
         <w:rPr>
           <w:b/>
@@ -3718,12 +4216,12 @@
       <w:tblPr>
         <w:tblW w:type="dxa" w:w="8750"/>
         <w:tblBorders>
-          <w:top w:val="single" w:color="auto" w:sz="4"/>
-          <w:left w:val="single" w:color="auto" w:sz="4"/>
-          <w:bottom w:val="single" w:color="auto" w:sz="4"/>
-          <w:right w:val="single" w:color="auto" w:sz="4"/>
-          <w:insideH w:val="single" w:color="auto" w:sz="4"/>
-          <w:insideV w:val="single" w:color="auto" w:sz="4"/>
+          <w:top w:val="single" w:color="E2DED4" w:sz="4"/>
+          <w:left w:val="single" w:color="E2DED4" w:sz="4"/>
+          <w:bottom w:val="single" w:color="E2DED4" w:sz="4"/>
+          <w:right w:val="single" w:color="E2DED4" w:sz="4"/>
+          <w:insideH w:val="single" w:color="E2DED4" w:sz="4"/>
+          <w:insideV w:val="single" w:color="E2DED4" w:sz="4"/>
         </w:tblBorders>
       </w:tblPr>
       <w:tblGrid>
@@ -3977,22 +4475,40 @@
       <w:pPr>
         <w:keepNext/>
         <w:keepLines/>
+        <w:spacing w:after="60" w:before="160" w:line="276" w:lineRule="auto"/>
+      </w:pPr>
+      <w:r>
+        <w:rPr>
+          <w:b/>
+          <w:bCs/>
+          <w:color w:val="595959"/>
+          <w:sz w:val="16"/>
+          <w:szCs w:val="16"/>
+        </w:rPr>
+        <w:t xml:space="preserve">원문 인용</w:t>
+      </w:r>
+    </w:p>
+    <w:p>
+      <w:pPr>
+        <w:keepNext/>
+        <w:keepLines/>
         <w:pBdr>
-          <w:left w:val="single" w:color="999999" w:sz="16" w:space="8"/>
+          <w:top w:val="single" w:color="E2DED4" w:sz="4"/>
+          <w:bottom w:val="single" w:color="E2DED4" w:sz="4"/>
+          <w:left w:val="single" w:color="E2DED4" w:sz="4"/>
+          <w:right w:val="single" w:color="E2DED4" w:sz="4"/>
         </w:pBdr>
-        <w:shd w:fill="F2F2F2" w:val="clear"/>
-        <w:spacing w:after="100" w:before="100" w:line="276" w:lineRule="auto"/>
-        <w:ind w:left="100"/>
+        <w:shd w:fill="F7F3EA" w:val="clear"/>
+        <w:spacing w:after="160" w:before="100" w:line="288" w:lineRule="auto"/>
+        <w:ind w:left="160" w:right="160"/>
       </w:pPr>
       <w:r>
         <w:rPr>
-          <w:i/>
-          <w:iCs/>
-          <w:color w:val="595959"/>
+          <w:color w:val="2B2E33"/>
           <w:sz w:val="20"/>
           <w:szCs w:val="20"/>
         </w:rPr>
-        <w:t xml:space="preserve">"경관조명 등 단지에 포함된 시설물로 인하여 발생되는 유지/보수/관리 및 특정 서비스에 관한 일체의 비용(공용조명, 단지 홍보물 사인물, 영구배수시스템 유지 및 관리비용, 휴대폰 및 인터넷을 이용한 홈네트워크 서비스 운영 및 유지 비용 등)은 입주자가 부담하여야 합니다."</w:t>
+        <w:t xml:space="preserve">“경관조명 등 단지에 포함된 시설물로 인하여 발생되는 유지/보수/관리 및 특정 서비스에 관한 일체의 비용(공용조명, 단지 홍보물 사인물, 영구배수시스템 유지 및 관리비용, 휴대폰 및 인터넷을 이용한 홈네트워크 서비스 운영 및 유지 비용 등)은 입주자가 부담하여야 합니다.”</w:t>
       </w:r>
     </w:p>
     <w:p>
@@ -4002,9 +4518,17 @@
           <w:left w:val="single" w:color="2E5395" w:sz="28"/>
         </w:pBdr>
         <w:shd w:fill="EDF1F8" w:val="clear"/>
-        <w:spacing w:after="240" w:before="100" w:line="276" w:lineRule="auto"/>
+        <w:spacing w:after="260" w:before="40" w:line="280" w:lineRule="auto"/>
         <w:ind w:left="140"/>
       </w:pPr>
+      <w:r>
+        <w:rPr>
+          <w:b/>
+          <w:bCs/>
+          <w:color w:val="1F3864"/>
+        </w:rPr>
+        <w:t xml:space="preserve">✓  </w:t>
+      </w:r>
       <w:r>
         <w:rPr>
           <w:b/>
@@ -4042,12 +4566,12 @@
       <w:tblPr>
         <w:tblW w:type="dxa" w:w="8750"/>
         <w:tblBorders>
-          <w:top w:val="single" w:color="auto" w:sz="4"/>
-          <w:left w:val="single" w:color="auto" w:sz="4"/>
-          <w:bottom w:val="single" w:color="auto" w:sz="4"/>
-          <w:right w:val="single" w:color="auto" w:sz="4"/>
-          <w:insideH w:val="single" w:color="auto" w:sz="4"/>
-          <w:insideV w:val="single" w:color="auto" w:sz="4"/>
+          <w:top w:val="single" w:color="E2DED4" w:sz="4"/>
+          <w:left w:val="single" w:color="E2DED4" w:sz="4"/>
+          <w:bottom w:val="single" w:color="E2DED4" w:sz="4"/>
+          <w:right w:val="single" w:color="E2DED4" w:sz="4"/>
+          <w:insideH w:val="single" w:color="E2DED4" w:sz="4"/>
+          <w:insideV w:val="single" w:color="E2DED4" w:sz="4"/>
         </w:tblBorders>
       </w:tblPr>
       <w:tblGrid>
@@ -4304,9 +4828,17 @@
           <w:left w:val="single" w:color="2E5395" w:sz="28"/>
         </w:pBdr>
         <w:shd w:fill="EDF1F8" w:val="clear"/>
-        <w:spacing w:after="240" w:before="100" w:line="276" w:lineRule="auto"/>
+        <w:spacing w:after="260" w:before="40" w:line="280" w:lineRule="auto"/>
         <w:ind w:left="140"/>
       </w:pPr>
+      <w:r>
+        <w:rPr>
+          <w:b/>
+          <w:bCs/>
+          <w:color w:val="1F3864"/>
+        </w:rPr>
+        <w:t xml:space="preserve">✓  </w:t>
+      </w:r>
       <w:r>
         <w:rPr>
           <w:b/>
@@ -4408,12 +4940,12 @@
       <w:tblPr>
         <w:tblW w:type="dxa" w:w="8650"/>
         <w:tblBorders>
-          <w:top w:val="single" w:color="auto" w:sz="4"/>
-          <w:left w:val="single" w:color="auto" w:sz="4"/>
-          <w:bottom w:val="single" w:color="auto" w:sz="4"/>
-          <w:right w:val="single" w:color="auto" w:sz="4"/>
-          <w:insideH w:val="single" w:color="auto" w:sz="4"/>
-          <w:insideV w:val="single" w:color="auto" w:sz="4"/>
+          <w:top w:val="single" w:color="E2DED4" w:sz="4"/>
+          <w:left w:val="single" w:color="E2DED4" w:sz="4"/>
+          <w:bottom w:val="single" w:color="E2DED4" w:sz="4"/>
+          <w:right w:val="single" w:color="E2DED4" w:sz="4"/>
+          <w:insideH w:val="single" w:color="E2DED4" w:sz="4"/>
+          <w:insideV w:val="single" w:color="E2DED4" w:sz="4"/>
         </w:tblBorders>
       </w:tblPr>
       <w:tblGrid>
@@ -4800,9 +5332,17 @@
           <w:left w:val="single" w:color="2E5395" w:sz="28"/>
         </w:pBdr>
         <w:shd w:fill="EDF1F8" w:val="clear"/>
-        <w:spacing w:after="240" w:before="100" w:line="276" w:lineRule="auto"/>
+        <w:spacing w:after="260" w:before="40" w:line="280" w:lineRule="auto"/>
         <w:ind w:left="140"/>
       </w:pPr>
+      <w:r>
+        <w:rPr>
+          <w:b/>
+          <w:bCs/>
+          <w:color w:val="1F3864"/>
+        </w:rPr>
+        <w:t xml:space="preserve">✓  </w:t>
+      </w:r>
       <w:r>
         <w:rPr>
           <w:b/>
@@ -4925,12 +5465,12 @@
       <w:tblPr>
         <w:tblW w:type="dxa" w:w="9150"/>
         <w:tblBorders>
-          <w:top w:val="single" w:color="auto" w:sz="4"/>
-          <w:left w:val="single" w:color="auto" w:sz="4"/>
-          <w:bottom w:val="single" w:color="auto" w:sz="4"/>
-          <w:right w:val="single" w:color="auto" w:sz="4"/>
-          <w:insideH w:val="single" w:color="auto" w:sz="4"/>
-          <w:insideV w:val="single" w:color="auto" w:sz="4"/>
+          <w:top w:val="single" w:color="E2DED4" w:sz="4"/>
+          <w:left w:val="single" w:color="E2DED4" w:sz="4"/>
+          <w:bottom w:val="single" w:color="E2DED4" w:sz="4"/>
+          <w:right w:val="single" w:color="E2DED4" w:sz="4"/>
+          <w:insideH w:val="single" w:color="E2DED4" w:sz="4"/>
+          <w:insideV w:val="single" w:color="E2DED4" w:sz="4"/>
         </w:tblBorders>
       </w:tblPr>
       <w:tblGrid>

--- a/더플래티넘_스카이_헤론_검토보고서.docx
+++ b/더플래티넘_스카이_헤론_검토보고서.docx
@@ -2,14 +2,6 @@
 <file path=word/document.xml><?xml version="1.0" encoding="utf-8"?>
 <w:document xmlns:wpc="http://schemas.microsoft.com/office/word/2010/wordprocessingCanvas" xmlns:mc="http://schemas.openxmlformats.org/markup-compatibility/2006" xmlns:o="urn:schemas-microsoft-com:office:office" xmlns:r="http://schemas.openxmlformats.org/officeDocument/2006/relationships" xmlns:m="http://schemas.openxmlformats.org/officeDocument/2006/math" xmlns:v="urn:schemas-microsoft-com:vml" xmlns:wp14="http://schemas.microsoft.com/office/word/2010/wordprocessingDrawing" xmlns:wp="http://schemas.openxmlformats.org/drawingml/2006/wordprocessingDrawing" xmlns:w10="urn:schemas-microsoft-com:office:word" xmlns:w="http://schemas.openxmlformats.org/wordprocessingml/2006/main" xmlns:w14="http://schemas.microsoft.com/office/word/2010/wordml" xmlns:w15="http://schemas.microsoft.com/office/word/2012/wordml" xmlns:wpg="http://schemas.microsoft.com/office/word/2010/wordprocessingGroup" xmlns:wpi="http://schemas.microsoft.com/office/word/2010/wordprocessingInk" xmlns:wne="http://schemas.microsoft.com/office/word/2006/wordml" xmlns:wps="http://schemas.microsoft.com/office/word/2010/wordprocessingShape" xmlns:cx="http://schemas.microsoft.com/office/drawing/2014/chartex" xmlns:cx1="http://schemas.microsoft.com/office/drawing/2015/9/8/chartex" xmlns:cx2="http://schemas.microsoft.com/office/drawing/2015/10/21/chartex" xmlns:cx3="http://schemas.microsoft.com/office/drawing/2016/5/9/chartex" xmlns:cx4="http://schemas.microsoft.com/office/drawing/2016/5/10/chartex" xmlns:cx5="http://schemas.microsoft.com/office/drawing/2016/5/11/chartex" xmlns:cx6="http://schemas.microsoft.com/office/drawing/2016/5/12/chartex" xmlns:cx7="http://schemas.microsoft.com/office/drawing/2016/5/13/chartex" xmlns:cx8="http://schemas.microsoft.com/office/drawing/2016/5/14/chartex" xmlns:aink="http://schemas.microsoft.com/office/drawing/2016/ink" xmlns:am3d="http://schemas.microsoft.com/office/drawing/2017/model3d" xmlns:w16cex="http://schemas.microsoft.com/office/word/2018/wordml/cex" xmlns:w16cid="http://schemas.microsoft.com/office/word/2016/wordml/cid" xmlns:w16="http://schemas.microsoft.com/office/word/2018/wordml" xmlns:w16sdtdh="http://schemas.microsoft.com/office/word/2020/wordml/sdtdatahash" xmlns:w16se="http://schemas.microsoft.com/office/word/2015/wordml/symex" mc:Ignorable="w14 w15 wp14">
   <w:body>
-    <w:p>
-      <w:pPr>
-        <w:spacing w:after="0" w:before="600"/>
-      </w:pPr>
-      <w:r>
-        <w:t xml:space="preserve"/>
-      </w:r>
-    </w:p>
     <w:p>
       <w:pPr>
         <w:pBdr>
@@ -518,15 +510,6 @@
         <w:t xml:space="preserve">본 보고서는 입주자모집공고문 원문 및 사업주체 공식 홈페이지, 공개된 공공데이터(카카오맵, V-World)를 직접 대조하여 작성되었습니다. 조감도·CG·이미지컷은 실제와 차이가 있을 수 있다는 사업주체의 고지사항이 있으므로, 세부 사항은 계약 전 반드시 사업주체 및 견본주택에 재확인하시기 바랍니다.</w:t>
       </w:r>
     </w:p>
-    <w:p>
-      <w:pPr>
-        <w:keepNext/>
-        <w:spacing w:after="0" w:before="420"/>
-      </w:pPr>
-      <w:r>
-        <w:t xml:space="preserve"/>
-      </w:r>
-    </w:p>
     <w:tbl>
       <w:tblPr>
         <w:tblW w:type="dxa" w:w="9350"/>
@@ -554,13 +537,16 @@
             </w:tcBorders>
             <w:shd w:fill="1F3864" w:val="clear"/>
             <w:tcMar>
-              <w:top w:type="dxa" w:w="140"/>
+              <w:top w:type="dxa" w:w="260"/>
               <w:left w:type="dxa" w:w="200"/>
-              <w:bottom w:type="dxa" w:w="140"/>
+              <w:bottom w:type="dxa" w:w="260"/>
               <w:right w:type="dxa" w:w="200"/>
             </w:tcMar>
           </w:tcPr>
           <w:p>
+            <w:pPr>
+              <w:spacing w:after="0" w:before="0"/>
+            </w:pPr>
             <w:r>
               <w:rPr>
                 <w:b/>
@@ -585,15 +571,6 @@
         </w:tc>
       </w:tr>
     </w:tbl>
-    <w:p>
-      <w:pPr>
-        <w:keepNext/>
-        <w:spacing w:after="0" w:before="160"/>
-      </w:pPr>
-      <w:r>
-        <w:t xml:space="preserve"/>
-      </w:r>
-    </w:p>
     <w:p>
       <w:pPr>
         <w:keepLines/>
@@ -1244,15 +1221,6 @@
         </w:tc>
       </w:tr>
     </w:tbl>
-    <w:p>
-      <w:pPr>
-        <w:keepNext/>
-        <w:spacing w:after="0" w:before="420"/>
-      </w:pPr>
-      <w:r>
-        <w:t xml:space="preserve"/>
-      </w:r>
-    </w:p>
     <w:tbl>
       <w:tblPr>
         <w:tblW w:type="dxa" w:w="9350"/>
@@ -1280,13 +1248,16 @@
             </w:tcBorders>
             <w:shd w:fill="1F3864" w:val="clear"/>
             <w:tcMar>
-              <w:top w:type="dxa" w:w="140"/>
+              <w:top w:type="dxa" w:w="260"/>
               <w:left w:type="dxa" w:w="200"/>
-              <w:bottom w:type="dxa" w:w="140"/>
+              <w:bottom w:type="dxa" w:w="260"/>
               <w:right w:type="dxa" w:w="200"/>
             </w:tcMar>
           </w:tcPr>
           <w:p>
+            <w:pPr>
+              <w:spacing w:after="0" w:before="0"/>
+            </w:pPr>
             <w:r>
               <w:rPr>
                 <w:b/>
@@ -1311,15 +1282,6 @@
         </w:tc>
       </w:tr>
     </w:tbl>
-    <w:p>
-      <w:pPr>
-        <w:keepNext/>
-        <w:spacing w:after="0" w:before="160"/>
-      </w:pPr>
-      <w:r>
-        <w:t xml:space="preserve"/>
-      </w:r>
-    </w:p>
     <w:p>
       <w:pPr>
         <w:keepLines/>
@@ -2166,15 +2128,6 @@
         <w:t xml:space="preserve">참고사항: 공사 중 천재지변·전염병·지반 상이 등 불가항력 사유로 입주가 지연되는 경우 입주지연보상금이 발생하지 않는다는 조항이 있습니다. 입주예정자 관심도가 낮은 항목으로 참고용으로만 기재합니다.</w:t>
       </w:r>
     </w:p>
-    <w:p>
-      <w:pPr>
-        <w:keepNext/>
-        <w:spacing w:after="0" w:before="420"/>
-      </w:pPr>
-      <w:r>
-        <w:t xml:space="preserve"/>
-      </w:r>
-    </w:p>
     <w:tbl>
       <w:tblPr>
         <w:tblW w:type="dxa" w:w="9350"/>
@@ -2202,13 +2155,16 @@
             </w:tcBorders>
             <w:shd w:fill="1F3864" w:val="clear"/>
             <w:tcMar>
-              <w:top w:type="dxa" w:w="140"/>
+              <w:top w:type="dxa" w:w="260"/>
               <w:left w:type="dxa" w:w="200"/>
-              <w:bottom w:type="dxa" w:w="140"/>
+              <w:bottom w:type="dxa" w:w="260"/>
               <w:right w:type="dxa" w:w="200"/>
             </w:tcMar>
           </w:tcPr>
           <w:p>
+            <w:pPr>
+              <w:spacing w:after="0" w:before="0"/>
+            </w:pPr>
             <w:r>
               <w:rPr>
                 <w:b/>
@@ -2233,15 +2189,6 @@
         </w:tc>
       </w:tr>
     </w:tbl>
-    <w:p>
-      <w:pPr>
-        <w:keepNext/>
-        <w:spacing w:after="0" w:before="160"/>
-      </w:pPr>
-      <w:r>
-        <w:t xml:space="preserve"/>
-      </w:r>
-    </w:p>
     <w:p>
       <w:pPr>
         <w:keepLines/>
@@ -2738,15 +2685,6 @@
         <w:t xml:space="preserve">개선요청: 저층부 조경공간 비전유 세대와 피난안전구역·최상부 인접 세대에는 계약 전 개별 안내문을 발송하여 해당 특수사항을 명확히 인지한 상태에서 계약이 이루어지도록 해 줄 것을 요청합니다.</w:t>
       </w:r>
     </w:p>
-    <w:p>
-      <w:pPr>
-        <w:keepNext/>
-        <w:spacing w:after="0" w:before="420"/>
-      </w:pPr>
-      <w:r>
-        <w:t xml:space="preserve"/>
-      </w:r>
-    </w:p>
     <w:tbl>
       <w:tblPr>
         <w:tblW w:type="dxa" w:w="9350"/>
@@ -2774,13 +2712,16 @@
             </w:tcBorders>
             <w:shd w:fill="1F3864" w:val="clear"/>
             <w:tcMar>
-              <w:top w:type="dxa" w:w="140"/>
+              <w:top w:type="dxa" w:w="260"/>
               <w:left w:type="dxa" w:w="200"/>
-              <w:bottom w:type="dxa" w:w="140"/>
+              <w:bottom w:type="dxa" w:w="260"/>
               <w:right w:type="dxa" w:w="200"/>
             </w:tcMar>
           </w:tcPr>
           <w:p>
+            <w:pPr>
+              <w:spacing w:after="0" w:before="0"/>
+            </w:pPr>
             <w:r>
               <w:rPr>
                 <w:b/>
@@ -2805,15 +2746,6 @@
         </w:tc>
       </w:tr>
     </w:tbl>
-    <w:p>
-      <w:pPr>
-        <w:keepNext/>
-        <w:spacing w:after="0" w:before="160"/>
-      </w:pPr>
-      <w:r>
-        <w:t xml:space="preserve"/>
-      </w:r>
-    </w:p>
     <w:p>
       <w:pPr>
         <w:keepLines/>
@@ -3676,15 +3608,6 @@
         <w:t xml:space="preserve">개선요청: 중학교 배정 후보가 10개교로 넓어 통학거리 편차가 클 수 있으므로, 입주예정자협의회 차원에서 경기도평택교육지원청에 배정 기준 사전 설명회를 요청할 것을 권고합니다. 고등학교 배정 관련 원문 문구가 불완전하므로 완전한 문구를 사업주체에 재확인해 줄 것을 요청합니다.</w:t>
       </w:r>
     </w:p>
-    <w:p>
-      <w:pPr>
-        <w:keepNext/>
-        <w:spacing w:after="0" w:before="420"/>
-      </w:pPr>
-      <w:r>
-        <w:t xml:space="preserve"/>
-      </w:r>
-    </w:p>
     <w:tbl>
       <w:tblPr>
         <w:tblW w:type="dxa" w:w="9350"/>
@@ -3712,13 +3635,16 @@
             </w:tcBorders>
             <w:shd w:fill="1F3864" w:val="clear"/>
             <w:tcMar>
-              <w:top w:type="dxa" w:w="140"/>
+              <w:top w:type="dxa" w:w="260"/>
               <w:left w:type="dxa" w:w="200"/>
-              <w:bottom w:type="dxa" w:w="140"/>
+              <w:bottom w:type="dxa" w:w="260"/>
               <w:right w:type="dxa" w:w="200"/>
             </w:tcMar>
           </w:tcPr>
           <w:p>
+            <w:pPr>
+              <w:spacing w:after="0" w:before="0"/>
+            </w:pPr>
             <w:r>
               <w:rPr>
                 <w:b/>
@@ -3743,15 +3669,6 @@
         </w:tc>
       </w:tr>
     </w:tbl>
-    <w:p>
-      <w:pPr>
-        <w:keepNext/>
-        <w:spacing w:after="0" w:before="160"/>
-      </w:pPr>
-      <w:r>
-        <w:t xml:space="preserve"/>
-      </w:r>
-    </w:p>
     <w:p>
       <w:pPr>
         <w:keepLines/>
@@ -4851,15 +4768,6 @@
         <w:t xml:space="preserve">개선요청: 공동배기방식이 적용되는 평형을 계약 전 특정하여, 직접배기방식 대비 배기성능 차이의 구체적 정도를 안내해 줄 것을 요청합니다.</w:t>
       </w:r>
     </w:p>
-    <w:p>
-      <w:pPr>
-        <w:keepNext/>
-        <w:spacing w:after="0" w:before="420"/>
-      </w:pPr>
-      <w:r>
-        <w:t xml:space="preserve"/>
-      </w:r>
-    </w:p>
     <w:tbl>
       <w:tblPr>
         <w:tblW w:type="dxa" w:w="9350"/>
@@ -4887,13 +4795,16 @@
             </w:tcBorders>
             <w:shd w:fill="1F3864" w:val="clear"/>
             <w:tcMar>
-              <w:top w:type="dxa" w:w="140"/>
+              <w:top w:type="dxa" w:w="260"/>
               <w:left w:type="dxa" w:w="200"/>
-              <w:bottom w:type="dxa" w:w="140"/>
+              <w:bottom w:type="dxa" w:w="260"/>
               <w:right w:type="dxa" w:w="200"/>
             </w:tcMar>
           </w:tcPr>
           <w:p>
+            <w:pPr>
+              <w:spacing w:after="0" w:before="0"/>
+            </w:pPr>
             <w:r>
               <w:rPr>
                 <w:b/>
@@ -4918,15 +4829,6 @@
         </w:tc>
       </w:tr>
     </w:tbl>
-    <w:p>
-      <w:pPr>
-        <w:keepNext/>
-        <w:spacing w:after="0" w:before="160"/>
-      </w:pPr>
-      <w:r>
-        <w:t xml:space="preserve"/>
-      </w:r>
-    </w:p>
     <w:p>
       <w:pPr>
         <w:keepLines/>
@@ -5385,15 +5287,6 @@
         <w:t xml:space="preserve">사업주체(시행)는 ㈜케이프홀딩스이며, 시행수탁사로 교보자산신탁㈜이 참여하는 신탁방식 사업입니다. 시공사는 쌍용건설㈜입니다. 본 아파트는 주택도시보증공사(HUG)의 분양보증을 확보하였으며(보증금액 368,432,285,000원), 사업주체 부도·파산 시 보증사고 처리 및 사업주체 변경에 동의하는 조항이 있습니다.</w:t>
       </w:r>
     </w:p>
-    <w:p>
-      <w:pPr>
-        <w:keepNext/>
-        <w:spacing w:after="0" w:before="420"/>
-      </w:pPr>
-      <w:r>
-        <w:t xml:space="preserve"/>
-      </w:r>
-    </w:p>
     <w:tbl>
       <w:tblPr>
         <w:tblW w:type="dxa" w:w="9350"/>
@@ -5421,13 +5314,16 @@
             </w:tcBorders>
             <w:shd w:fill="1F3864" w:val="clear"/>
             <w:tcMar>
-              <w:top w:type="dxa" w:w="140"/>
+              <w:top w:type="dxa" w:w="260"/>
               <w:left w:type="dxa" w:w="200"/>
-              <w:bottom w:type="dxa" w:w="140"/>
+              <w:bottom w:type="dxa" w:w="260"/>
               <w:right w:type="dxa" w:w="200"/>
             </w:tcMar>
           </w:tcPr>
           <w:p>
+            <w:pPr>
+              <w:spacing w:after="0" w:before="0"/>
+            </w:pPr>
             <w:r>
               <w:rPr>
                 <w:b/>
@@ -5452,15 +5348,6 @@
         </w:tc>
       </w:tr>
     </w:tbl>
-    <w:p>
-      <w:pPr>
-        <w:keepNext/>
-        <w:spacing w:after="0" w:before="160"/>
-      </w:pPr>
-      <w:r>
-        <w:t xml:space="preserve"/>
-      </w:r>
-    </w:p>
     <w:tbl>
       <w:tblPr>
         <w:tblW w:type="dxa" w:w="9150"/>
